--- a/guj/docx/005.content.docx
+++ b/guj/docx/005.content.docx
@@ -364,90 +364,66 @@
           <w:lang w:val="gu_IN" w:bidi="gu_IN"/>
         </w:rPr>
       </w:r>
-      <w:hyperlink r:id="rId13">
-        <w:r>
-          <w:rPr>
-            <w:lang w:val="gu_IN" w:bidi="gu_IN"/>
-          </w:rPr>
-          <w:rPr>
-            <w:color w:val="0000EE"/>
-            <w:u w:val="single"/>
-          </w:rPr>
-          <w:t>1 કાળવૃતાંત 29:26–28</w:t>
-        </w:r>
-      </w:hyperlink>
-    </w:p>
-    <w:p>
-      <w:pPr>
-        <w:pStyle w:val="ListBullet"/>
-        <w:spacing w:line="240" w:lineRule="auto"/>
-        <w:ind w:left="720"/>
-      </w:pPr>
-      <w:r>
-        <w:rPr>
-          <w:lang w:val="gu_IN" w:bidi="gu_IN"/>
-        </w:rPr>
-      </w:r>
-      <w:hyperlink r:id="rId14">
-        <w:r>
-          <w:rPr>
-            <w:lang w:val="gu_IN" w:bidi="gu_IN"/>
-          </w:rPr>
-          <w:rPr>
-            <w:color w:val="0000EE"/>
-            <w:u w:val="single"/>
-          </w:rPr>
-          <w:t>1 કોરંથી 2:6–7</w:t>
-        </w:r>
-      </w:hyperlink>
-    </w:p>
-    <w:p>
-      <w:pPr>
-        <w:pStyle w:val="ListBullet"/>
-        <w:spacing w:line="240" w:lineRule="auto"/>
-        <w:ind w:left="720"/>
-      </w:pPr>
-      <w:r>
-        <w:rPr>
-          <w:lang w:val="gu_IN" w:bidi="gu_IN"/>
-        </w:rPr>
-      </w:r>
-      <w:hyperlink r:id="rId15">
-        <w:r>
-          <w:rPr>
-            <w:lang w:val="gu_IN" w:bidi="gu_IN"/>
-          </w:rPr>
-          <w:rPr>
-            <w:color w:val="0000EE"/>
-            <w:u w:val="single"/>
-          </w:rPr>
-          <w:t>હિબ્રુ 6:4–6</w:t>
-        </w:r>
-      </w:hyperlink>
-    </w:p>
-    <w:p>
-      <w:pPr>
-        <w:pStyle w:val="ListBullet"/>
-        <w:spacing w:line="240" w:lineRule="auto"/>
-        <w:ind w:left="720"/>
-      </w:pPr>
-      <w:r>
-        <w:rPr>
-          <w:lang w:val="gu_IN" w:bidi="gu_IN"/>
-        </w:rPr>
-      </w:r>
-      <w:hyperlink r:id="rId16">
-        <w:r>
-          <w:rPr>
-            <w:lang w:val="gu_IN" w:bidi="gu_IN"/>
-          </w:rPr>
-          <w:rPr>
-            <w:color w:val="0000EE"/>
-            <w:u w:val="single"/>
-          </w:rPr>
-          <w:t>અયુબ 5:26–27</w:t>
-        </w:r>
-      </w:hyperlink>
+      <w:r>
+        <w:rPr>
+          <w:lang w:val="gu_IN" w:bidi="gu_IN"/>
+        </w:rPr>
+        <w:t>1 કાળવૃતાંત 29:26–28</w:t>
+      </w:r>
+    </w:p>
+    <w:p>
+      <w:pPr>
+        <w:pStyle w:val="ListBullet"/>
+        <w:spacing w:line="240" w:lineRule="auto"/>
+        <w:ind w:left="720"/>
+      </w:pPr>
+      <w:r>
+        <w:rPr>
+          <w:lang w:val="gu_IN" w:bidi="gu_IN"/>
+        </w:rPr>
+      </w:r>
+      <w:r>
+        <w:rPr>
+          <w:lang w:val="gu_IN" w:bidi="gu_IN"/>
+        </w:rPr>
+        <w:t>1 કોરંથી 2:6–7</w:t>
+      </w:r>
+    </w:p>
+    <w:p>
+      <w:pPr>
+        <w:pStyle w:val="ListBullet"/>
+        <w:spacing w:line="240" w:lineRule="auto"/>
+        <w:ind w:left="720"/>
+      </w:pPr>
+      <w:r>
+        <w:rPr>
+          <w:lang w:val="gu_IN" w:bidi="gu_IN"/>
+        </w:rPr>
+      </w:r>
+      <w:r>
+        <w:rPr>
+          <w:lang w:val="gu_IN" w:bidi="gu_IN"/>
+        </w:rPr>
+        <w:t>હિબ્રુ 6:4–6</w:t>
+      </w:r>
+    </w:p>
+    <w:p>
+      <w:pPr>
+        <w:pStyle w:val="ListBullet"/>
+        <w:spacing w:line="240" w:lineRule="auto"/>
+        <w:ind w:left="720"/>
+      </w:pPr>
+      <w:r>
+        <w:rPr>
+          <w:lang w:val="gu_IN" w:bidi="gu_IN"/>
+        </w:rPr>
+      </w:r>
+      <w:r>
+        <w:rPr>
+          <w:lang w:val="gu_IN" w:bidi="gu_IN"/>
+        </w:rPr>
+        <w:t>અયુબ 5:26–27</w:t>
+      </w:r>
     </w:p>
     <w:p>
       <w:pPr>
@@ -713,138 +689,102 @@
           <w:lang w:val="gu_IN" w:bidi="gu_IN"/>
         </w:rPr>
       </w:r>
-      <w:hyperlink r:id="rId17">
-        <w:r>
-          <w:rPr>
-            <w:lang w:val="gu_IN" w:bidi="gu_IN"/>
-          </w:rPr>
-          <w:rPr>
-            <w:color w:val="0000EE"/>
-            <w:u w:val="single"/>
-          </w:rPr>
-          <w:t>1 શમુએલ 9:12–13</w:t>
-        </w:r>
-      </w:hyperlink>
-    </w:p>
-    <w:p>
-      <w:pPr>
-        <w:pStyle w:val="ListBullet"/>
-        <w:spacing w:line="240" w:lineRule="auto"/>
-        <w:ind w:left="720"/>
-      </w:pPr>
-      <w:r>
-        <w:rPr>
-          <w:lang w:val="gu_IN" w:bidi="gu_IN"/>
-        </w:rPr>
-      </w:r>
-      <w:hyperlink r:id="rId18">
-        <w:r>
-          <w:rPr>
-            <w:lang w:val="gu_IN" w:bidi="gu_IN"/>
-          </w:rPr>
-          <w:rPr>
-            <w:color w:val="0000EE"/>
-            <w:u w:val="single"/>
-          </w:rPr>
-          <w:t>2 રાજા 16:3–4</w:t>
-        </w:r>
-      </w:hyperlink>
-    </w:p>
-    <w:p>
-      <w:pPr>
-        <w:pStyle w:val="ListBullet"/>
-        <w:spacing w:line="240" w:lineRule="auto"/>
-        <w:ind w:left="720"/>
-      </w:pPr>
-      <w:r>
-        <w:rPr>
-          <w:lang w:val="gu_IN" w:bidi="gu_IN"/>
-        </w:rPr>
-      </w:r>
-      <w:hyperlink r:id="rId19">
-        <w:r>
-          <w:rPr>
-            <w:lang w:val="gu_IN" w:bidi="gu_IN"/>
-          </w:rPr>
-          <w:rPr>
-            <w:color w:val="0000EE"/>
-            <w:u w:val="single"/>
-          </w:rPr>
-          <w:t>આમોસ 4:12–13</w:t>
-        </w:r>
-      </w:hyperlink>
-    </w:p>
-    <w:p>
-      <w:pPr>
-        <w:pStyle w:val="ListBullet"/>
-        <w:spacing w:line="240" w:lineRule="auto"/>
-        <w:ind w:left="720"/>
-      </w:pPr>
-      <w:r>
-        <w:rPr>
-          <w:lang w:val="gu_IN" w:bidi="gu_IN"/>
-        </w:rPr>
-      </w:r>
-      <w:hyperlink r:id="rId20">
-        <w:r>
-          <w:rPr>
-            <w:lang w:val="gu_IN" w:bidi="gu_IN"/>
-          </w:rPr>
-          <w:rPr>
-            <w:color w:val="0000EE"/>
-            <w:u w:val="single"/>
-          </w:rPr>
-          <w:t>પુનર્નિયમ 33:29</w:t>
-        </w:r>
-      </w:hyperlink>
-    </w:p>
-    <w:p>
-      <w:pPr>
-        <w:pStyle w:val="ListBullet"/>
-        <w:spacing w:line="240" w:lineRule="auto"/>
-        <w:ind w:left="720"/>
-      </w:pPr>
-      <w:r>
-        <w:rPr>
-          <w:lang w:val="gu_IN" w:bidi="gu_IN"/>
-        </w:rPr>
-      </w:r>
-      <w:hyperlink r:id="rId21">
-        <w:r>
-          <w:rPr>
-            <w:lang w:val="gu_IN" w:bidi="gu_IN"/>
-          </w:rPr>
-          <w:rPr>
-            <w:color w:val="0000EE"/>
-            <w:u w:val="single"/>
-          </w:rPr>
-          <w:t>હઝકિયેલ 6:1–3</w:t>
-        </w:r>
-      </w:hyperlink>
-    </w:p>
-    <w:p>
-      <w:pPr>
-        <w:pStyle w:val="ListBullet"/>
-        <w:spacing w:line="240" w:lineRule="auto"/>
-        <w:ind w:left="720"/>
-      </w:pPr>
-      <w:r>
-        <w:rPr>
-          <w:lang w:val="gu_IN" w:bidi="gu_IN"/>
-        </w:rPr>
-      </w:r>
-      <w:hyperlink r:id="rId22">
-        <w:r>
-          <w:rPr>
-            <w:lang w:val="gu_IN" w:bidi="gu_IN"/>
-          </w:rPr>
-          <w:rPr>
-            <w:color w:val="0000EE"/>
-            <w:u w:val="single"/>
-          </w:rPr>
-          <w:t>હબાક્કુક 3:18–19</w:t>
-        </w:r>
-      </w:hyperlink>
+      <w:r>
+        <w:rPr>
+          <w:lang w:val="gu_IN" w:bidi="gu_IN"/>
+        </w:rPr>
+        <w:t>1 શમુએલ 9:12–13</w:t>
+      </w:r>
+    </w:p>
+    <w:p>
+      <w:pPr>
+        <w:pStyle w:val="ListBullet"/>
+        <w:spacing w:line="240" w:lineRule="auto"/>
+        <w:ind w:left="720"/>
+      </w:pPr>
+      <w:r>
+        <w:rPr>
+          <w:lang w:val="gu_IN" w:bidi="gu_IN"/>
+        </w:rPr>
+      </w:r>
+      <w:r>
+        <w:rPr>
+          <w:lang w:val="gu_IN" w:bidi="gu_IN"/>
+        </w:rPr>
+        <w:t>2 રાજા 16:3–4</w:t>
+      </w:r>
+    </w:p>
+    <w:p>
+      <w:pPr>
+        <w:pStyle w:val="ListBullet"/>
+        <w:spacing w:line="240" w:lineRule="auto"/>
+        <w:ind w:left="720"/>
+      </w:pPr>
+      <w:r>
+        <w:rPr>
+          <w:lang w:val="gu_IN" w:bidi="gu_IN"/>
+        </w:rPr>
+      </w:r>
+      <w:r>
+        <w:rPr>
+          <w:lang w:val="gu_IN" w:bidi="gu_IN"/>
+        </w:rPr>
+        <w:t>આમોસ 4:12–13</w:t>
+      </w:r>
+    </w:p>
+    <w:p>
+      <w:pPr>
+        <w:pStyle w:val="ListBullet"/>
+        <w:spacing w:line="240" w:lineRule="auto"/>
+        <w:ind w:left="720"/>
+      </w:pPr>
+      <w:r>
+        <w:rPr>
+          <w:lang w:val="gu_IN" w:bidi="gu_IN"/>
+        </w:rPr>
+      </w:r>
+      <w:r>
+        <w:rPr>
+          <w:lang w:val="gu_IN" w:bidi="gu_IN"/>
+        </w:rPr>
+        <w:t>પુનર્નિયમ 33:29</w:t>
+      </w:r>
+    </w:p>
+    <w:p>
+      <w:pPr>
+        <w:pStyle w:val="ListBullet"/>
+        <w:spacing w:line="240" w:lineRule="auto"/>
+        <w:ind w:left="720"/>
+      </w:pPr>
+      <w:r>
+        <w:rPr>
+          <w:lang w:val="gu_IN" w:bidi="gu_IN"/>
+        </w:rPr>
+      </w:r>
+      <w:r>
+        <w:rPr>
+          <w:lang w:val="gu_IN" w:bidi="gu_IN"/>
+        </w:rPr>
+        <w:t>હઝકિયેલ 6:1–3</w:t>
+      </w:r>
+    </w:p>
+    <w:p>
+      <w:pPr>
+        <w:pStyle w:val="ListBullet"/>
+        <w:spacing w:line="240" w:lineRule="auto"/>
+        <w:ind w:left="720"/>
+      </w:pPr>
+      <w:r>
+        <w:rPr>
+          <w:lang w:val="gu_IN" w:bidi="gu_IN"/>
+        </w:rPr>
+      </w:r>
+      <w:r>
+        <w:rPr>
+          <w:lang w:val="gu_IN" w:bidi="gu_IN"/>
+        </w:rPr>
+        <w:t>હબાક્કુક 3:18–19</w:t>
+      </w:r>
     </w:p>
     <w:p>
       <w:pPr>
@@ -1064,90 +1004,66 @@
           <w:lang w:val="gu_IN" w:bidi="gu_IN"/>
         </w:rPr>
       </w:r>
-      <w:hyperlink r:id="rId23">
-        <w:r>
-          <w:rPr>
-            <w:lang w:val="gu_IN" w:bidi="gu_IN"/>
-          </w:rPr>
-          <w:rPr>
-            <w:color w:val="0000EE"/>
-            <w:u w:val="single"/>
-          </w:rPr>
-          <w:t>દાનિયેલ 8:24–25</w:t>
-        </w:r>
-      </w:hyperlink>
-    </w:p>
-    <w:p>
-      <w:pPr>
-        <w:pStyle w:val="ListBullet"/>
-        <w:spacing w:line="240" w:lineRule="auto"/>
-        <w:ind w:left="720"/>
-      </w:pPr>
-      <w:r>
-        <w:rPr>
-          <w:lang w:val="gu_IN" w:bidi="gu_IN"/>
-        </w:rPr>
-      </w:r>
-      <w:hyperlink r:id="rId24">
-        <w:r>
-          <w:rPr>
-            <w:lang w:val="gu_IN" w:bidi="gu_IN"/>
-          </w:rPr>
-          <w:rPr>
-            <w:color w:val="0000EE"/>
-            <w:u w:val="single"/>
-          </w:rPr>
-          <w:t>યર્મિયા 4:13–15</w:t>
-        </w:r>
-      </w:hyperlink>
-    </w:p>
-    <w:p>
-      <w:pPr>
-        <w:pStyle w:val="ListBullet"/>
-        <w:spacing w:line="240" w:lineRule="auto"/>
-        <w:ind w:left="720"/>
-      </w:pPr>
-      <w:r>
-        <w:rPr>
-          <w:lang w:val="gu_IN" w:bidi="gu_IN"/>
-        </w:rPr>
-      </w:r>
-      <w:hyperlink r:id="rId25">
-        <w:r>
-          <w:rPr>
-            <w:lang w:val="gu_IN" w:bidi="gu_IN"/>
-          </w:rPr>
-          <w:rPr>
-            <w:color w:val="0000EE"/>
-            <w:u w:val="single"/>
-          </w:rPr>
-          <w:t>ગણના 21:29–30</w:t>
-        </w:r>
-      </w:hyperlink>
-    </w:p>
-    <w:p>
-      <w:pPr>
-        <w:pStyle w:val="ListBullet"/>
-        <w:spacing w:line="240" w:lineRule="auto"/>
-        <w:ind w:left="720"/>
-      </w:pPr>
-      <w:r>
-        <w:rPr>
-          <w:lang w:val="gu_IN" w:bidi="gu_IN"/>
-        </w:rPr>
-      </w:r>
-      <w:hyperlink r:id="rId26">
-        <w:r>
-          <w:rPr>
-            <w:lang w:val="gu_IN" w:bidi="gu_IN"/>
-          </w:rPr>
-          <w:rPr>
-            <w:color w:val="0000EE"/>
-            <w:u w:val="single"/>
-          </w:rPr>
-          <w:t>સફાન્યા 1:12–13</w:t>
-        </w:r>
-      </w:hyperlink>
+      <w:r>
+        <w:rPr>
+          <w:lang w:val="gu_IN" w:bidi="gu_IN"/>
+        </w:rPr>
+        <w:t>દાનિયેલ 8:24–25</w:t>
+      </w:r>
+    </w:p>
+    <w:p>
+      <w:pPr>
+        <w:pStyle w:val="ListBullet"/>
+        <w:spacing w:line="240" w:lineRule="auto"/>
+        <w:ind w:left="720"/>
+      </w:pPr>
+      <w:r>
+        <w:rPr>
+          <w:lang w:val="gu_IN" w:bidi="gu_IN"/>
+        </w:rPr>
+      </w:r>
+      <w:r>
+        <w:rPr>
+          <w:lang w:val="gu_IN" w:bidi="gu_IN"/>
+        </w:rPr>
+        <w:t>યર્મિયા 4:13–15</w:t>
+      </w:r>
+    </w:p>
+    <w:p>
+      <w:pPr>
+        <w:pStyle w:val="ListBullet"/>
+        <w:spacing w:line="240" w:lineRule="auto"/>
+        <w:ind w:left="720"/>
+      </w:pPr>
+      <w:r>
+        <w:rPr>
+          <w:lang w:val="gu_IN" w:bidi="gu_IN"/>
+        </w:rPr>
+      </w:r>
+      <w:r>
+        <w:rPr>
+          <w:lang w:val="gu_IN" w:bidi="gu_IN"/>
+        </w:rPr>
+        <w:t>ગણના 21:29–30</w:t>
+      </w:r>
+    </w:p>
+    <w:p>
+      <w:pPr>
+        <w:pStyle w:val="ListBullet"/>
+        <w:spacing w:line="240" w:lineRule="auto"/>
+        <w:ind w:left="720"/>
+      </w:pPr>
+      <w:r>
+        <w:rPr>
+          <w:lang w:val="gu_IN" w:bidi="gu_IN"/>
+        </w:rPr>
+      </w:r>
+      <w:r>
+        <w:rPr>
+          <w:lang w:val="gu_IN" w:bidi="gu_IN"/>
+        </w:rPr>
+        <w:t>સફાન્યા 1:12–13</w:t>
+      </w:r>
     </w:p>
     <w:p>
       <w:pPr>
@@ -1434,114 +1350,84 @@
           <w:lang w:val="gu_IN" w:bidi="gu_IN"/>
         </w:rPr>
       </w:r>
-      <w:hyperlink r:id="rId27">
-        <w:r>
-          <w:rPr>
-            <w:lang w:val="gu_IN" w:bidi="gu_IN"/>
-          </w:rPr>
-          <w:rPr>
-            <w:color w:val="0000EE"/>
-            <w:u w:val="single"/>
-          </w:rPr>
-          <w:t>2 રાજાઓ 14:20–22</w:t>
-        </w:r>
-      </w:hyperlink>
-    </w:p>
-    <w:p>
-      <w:pPr>
-        <w:pStyle w:val="ListBullet"/>
-        <w:spacing w:line="240" w:lineRule="auto"/>
-        <w:ind w:left="720"/>
-      </w:pPr>
-      <w:r>
-        <w:rPr>
-          <w:lang w:val="gu_IN" w:bidi="gu_IN"/>
-        </w:rPr>
-      </w:r>
-      <w:hyperlink r:id="rId28">
-        <w:r>
-          <w:rPr>
-            <w:lang w:val="gu_IN" w:bidi="gu_IN"/>
-          </w:rPr>
-          <w:rPr>
-            <w:color w:val="0000EE"/>
-            <w:u w:val="single"/>
-          </w:rPr>
-          <w:t>આમોસ 1:1–2</w:t>
-        </w:r>
-      </w:hyperlink>
-    </w:p>
-    <w:p>
-      <w:pPr>
-        <w:pStyle w:val="ListBullet"/>
-        <w:spacing w:line="240" w:lineRule="auto"/>
-        <w:ind w:left="720"/>
-      </w:pPr>
-      <w:r>
-        <w:rPr>
-          <w:lang w:val="gu_IN" w:bidi="gu_IN"/>
-        </w:rPr>
-      </w:r>
-      <w:hyperlink r:id="rId29">
-        <w:r>
-          <w:rPr>
-            <w:lang w:val="gu_IN" w:bidi="gu_IN"/>
-          </w:rPr>
-          <w:rPr>
-            <w:color w:val="0000EE"/>
-            <w:u w:val="single"/>
-          </w:rPr>
-          <w:t>હોશિયા 1:1–2</w:t>
-        </w:r>
-      </w:hyperlink>
-    </w:p>
-    <w:p>
-      <w:pPr>
-        <w:pStyle w:val="ListBullet"/>
-        <w:spacing w:line="240" w:lineRule="auto"/>
-        <w:ind w:left="720"/>
-      </w:pPr>
-      <w:r>
-        <w:rPr>
-          <w:lang w:val="gu_IN" w:bidi="gu_IN"/>
-        </w:rPr>
-      </w:r>
-      <w:hyperlink r:id="rId30">
-        <w:r>
-          <w:rPr>
-            <w:lang w:val="gu_IN" w:bidi="gu_IN"/>
-          </w:rPr>
-          <w:rPr>
-            <w:color w:val="0000EE"/>
-            <w:u w:val="single"/>
-          </w:rPr>
-          <w:t>યશાયાહ 6:1–2</w:t>
-        </w:r>
-      </w:hyperlink>
-    </w:p>
-    <w:p>
-      <w:pPr>
-        <w:pStyle w:val="ListBullet"/>
-        <w:spacing w:line="240" w:lineRule="auto"/>
-        <w:ind w:left="720"/>
-      </w:pPr>
-      <w:r>
-        <w:rPr>
-          <w:lang w:val="gu_IN" w:bidi="gu_IN"/>
-        </w:rPr>
-      </w:r>
-      <w:hyperlink r:id="rId31">
-        <w:r>
-          <w:rPr>
-            <w:lang w:val="gu_IN" w:bidi="gu_IN"/>
-          </w:rPr>
-          <w:rPr>
-            <w:color w:val="0000EE"/>
-            <w:u w:val="single"/>
-          </w:rPr>
-          <w:t>માથ્થી 1: 7–8</w:t>
-        </w:r>
-      </w:hyperlink>
+      <w:r>
+        <w:rPr>
+          <w:lang w:val="gu_IN" w:bidi="gu_IN"/>
+        </w:rPr>
+        <w:t>2 રાજાઓ 14:20–22</w:t>
+      </w:r>
+    </w:p>
+    <w:p>
+      <w:pPr>
+        <w:pStyle w:val="ListBullet"/>
+        <w:spacing w:line="240" w:lineRule="auto"/>
+        <w:ind w:left="720"/>
+      </w:pPr>
+      <w:r>
+        <w:rPr>
+          <w:lang w:val="gu_IN" w:bidi="gu_IN"/>
+        </w:rPr>
+      </w:r>
+      <w:r>
+        <w:rPr>
+          <w:lang w:val="gu_IN" w:bidi="gu_IN"/>
+        </w:rPr>
+        <w:t>આમોસ 1:1–2</w:t>
+      </w:r>
+    </w:p>
+    <w:p>
+      <w:pPr>
+        <w:pStyle w:val="ListBullet"/>
+        <w:spacing w:line="240" w:lineRule="auto"/>
+        <w:ind w:left="720"/>
+      </w:pPr>
+      <w:r>
+        <w:rPr>
+          <w:lang w:val="gu_IN" w:bidi="gu_IN"/>
+        </w:rPr>
+      </w:r>
+      <w:r>
+        <w:rPr>
+          <w:lang w:val="gu_IN" w:bidi="gu_IN"/>
+        </w:rPr>
+        <w:t>હોશિયા 1:1–2</w:t>
+      </w:r>
+    </w:p>
+    <w:p>
+      <w:pPr>
+        <w:pStyle w:val="ListBullet"/>
+        <w:spacing w:line="240" w:lineRule="auto"/>
+        <w:ind w:left="720"/>
+      </w:pPr>
+      <w:r>
+        <w:rPr>
+          <w:lang w:val="gu_IN" w:bidi="gu_IN"/>
+        </w:rPr>
+      </w:r>
+      <w:r>
+        <w:rPr>
+          <w:lang w:val="gu_IN" w:bidi="gu_IN"/>
+        </w:rPr>
+        <w:t>યશાયાહ 6:1–2</w:t>
+      </w:r>
+    </w:p>
+    <w:p>
+      <w:pPr>
+        <w:pStyle w:val="ListBullet"/>
+        <w:spacing w:line="240" w:lineRule="auto"/>
+        <w:ind w:left="720"/>
+      </w:pPr>
+      <w:r>
+        <w:rPr>
+          <w:lang w:val="gu_IN" w:bidi="gu_IN"/>
+        </w:rPr>
+      </w:r>
+      <w:r>
+        <w:rPr>
+          <w:lang w:val="gu_IN" w:bidi="gu_IN"/>
+        </w:rPr>
+        <w:t>માથ્થી 1: 7–8</w:t>
+      </w:r>
     </w:p>
     <w:p>
       <w:pPr>
@@ -2017,210 +1903,156 @@
           <w:lang w:val="gu_IN" w:bidi="gu_IN"/>
         </w:rPr>
       </w:r>
-      <w:hyperlink r:id="rId32">
-        <w:r>
-          <w:rPr>
-            <w:lang w:val="gu_IN" w:bidi="gu_IN"/>
-          </w:rPr>
-          <w:rPr>
-            <w:color w:val="0000EE"/>
-            <w:u w:val="single"/>
-          </w:rPr>
-          <w:t>2 કાળવૃતાંત 6:40–42</w:t>
-        </w:r>
-      </w:hyperlink>
-    </w:p>
-    <w:p>
-      <w:pPr>
-        <w:pStyle w:val="ListBullet"/>
-        <w:spacing w:line="240" w:lineRule="auto"/>
-        <w:ind w:left="720"/>
-      </w:pPr>
-      <w:r>
-        <w:rPr>
-          <w:lang w:val="gu_IN" w:bidi="gu_IN"/>
-        </w:rPr>
-      </w:r>
-      <w:hyperlink r:id="rId33">
-        <w:r>
-          <w:rPr>
-            <w:lang w:val="gu_IN" w:bidi="gu_IN"/>
-          </w:rPr>
-          <w:rPr>
-            <w:color w:val="0000EE"/>
-            <w:u w:val="single"/>
-          </w:rPr>
-          <w:t>2 શમુએલ 7:12–14</w:t>
-        </w:r>
-      </w:hyperlink>
-    </w:p>
-    <w:p>
-      <w:pPr>
-        <w:pStyle w:val="ListBullet"/>
-        <w:spacing w:line="240" w:lineRule="auto"/>
-        <w:ind w:left="720"/>
-      </w:pPr>
-      <w:r>
-        <w:rPr>
-          <w:lang w:val="gu_IN" w:bidi="gu_IN"/>
-        </w:rPr>
-      </w:r>
-      <w:hyperlink r:id="rId34">
-        <w:r>
-          <w:rPr>
-            <w:lang w:val="gu_IN" w:bidi="gu_IN"/>
-          </w:rPr>
-          <w:rPr>
-            <w:color w:val="0000EE"/>
-            <w:u w:val="single"/>
-          </w:rPr>
-          <w:t>પ્રેરિતોના કૃત્યો 10:39–41</w:t>
-        </w:r>
-      </w:hyperlink>
-    </w:p>
-    <w:p>
-      <w:pPr>
-        <w:pStyle w:val="ListBullet"/>
-        <w:spacing w:line="240" w:lineRule="auto"/>
-        <w:ind w:left="720"/>
-      </w:pPr>
-      <w:r>
-        <w:rPr>
-          <w:lang w:val="gu_IN" w:bidi="gu_IN"/>
-        </w:rPr>
-      </w:r>
-      <w:hyperlink r:id="rId35">
-        <w:r>
-          <w:rPr>
-            <w:lang w:val="gu_IN" w:bidi="gu_IN"/>
-          </w:rPr>
-          <w:rPr>
-            <w:color w:val="0000EE"/>
-            <w:u w:val="single"/>
-          </w:rPr>
-          <w:t>ક્લોસ્સી 3:1–4</w:t>
-        </w:r>
-      </w:hyperlink>
-    </w:p>
-    <w:p>
-      <w:pPr>
-        <w:pStyle w:val="ListBullet"/>
-        <w:spacing w:line="240" w:lineRule="auto"/>
-        <w:ind w:left="720"/>
-      </w:pPr>
-      <w:r>
-        <w:rPr>
-          <w:lang w:val="gu_IN" w:bidi="gu_IN"/>
-        </w:rPr>
-      </w:r>
-      <w:hyperlink r:id="rId36">
-        <w:r>
-          <w:rPr>
-            <w:lang w:val="gu_IN" w:bidi="gu_IN"/>
-          </w:rPr>
-          <w:rPr>
-            <w:color w:val="0000EE"/>
-            <w:u w:val="single"/>
-          </w:rPr>
-          <w:t>પુનર્નિયમ 13:1–3</w:t>
-        </w:r>
-      </w:hyperlink>
-    </w:p>
-    <w:p>
-      <w:pPr>
-        <w:pStyle w:val="ListBullet"/>
-        <w:spacing w:line="240" w:lineRule="auto"/>
-        <w:ind w:left="720"/>
-      </w:pPr>
-      <w:r>
-        <w:rPr>
-          <w:lang w:val="gu_IN" w:bidi="gu_IN"/>
-        </w:rPr>
-      </w:r>
-      <w:hyperlink r:id="rId37">
-        <w:r>
-          <w:rPr>
-            <w:lang w:val="gu_IN" w:bidi="gu_IN"/>
-          </w:rPr>
-          <w:rPr>
-            <w:color w:val="0000EE"/>
-            <w:u w:val="single"/>
-          </w:rPr>
-          <w:t>યર્મિયા 6:1–3</w:t>
-        </w:r>
-      </w:hyperlink>
-    </w:p>
-    <w:p>
-      <w:pPr>
-        <w:pStyle w:val="ListBullet"/>
-        <w:spacing w:line="240" w:lineRule="auto"/>
-        <w:ind w:left="720"/>
-      </w:pPr>
-      <w:r>
-        <w:rPr>
-          <w:lang w:val="gu_IN" w:bidi="gu_IN"/>
-        </w:rPr>
-      </w:r>
-      <w:hyperlink r:id="rId38">
-        <w:r>
-          <w:rPr>
-            <w:lang w:val="gu_IN" w:bidi="gu_IN"/>
-          </w:rPr>
-          <w:rPr>
-            <w:color w:val="0000EE"/>
-            <w:u w:val="single"/>
-          </w:rPr>
-          <w:t>ન્યાયાધીશો 2:18–19</w:t>
-        </w:r>
-      </w:hyperlink>
-    </w:p>
-    <w:p>
-      <w:pPr>
-        <w:pStyle w:val="ListBullet"/>
-        <w:spacing w:line="240" w:lineRule="auto"/>
-        <w:ind w:left="720"/>
-      </w:pPr>
-      <w:r>
-        <w:rPr>
-          <w:lang w:val="gu_IN" w:bidi="gu_IN"/>
-        </w:rPr>
-      </w:r>
-      <w:hyperlink r:id="rId39">
-        <w:r>
-          <w:rPr>
-            <w:lang w:val="gu_IN" w:bidi="gu_IN"/>
-          </w:rPr>
-          <w:rPr>
-            <w:color w:val="0000EE"/>
-            <w:u w:val="single"/>
-          </w:rPr>
-          <w:t>લૂક 7:21–23</w:t>
-        </w:r>
-      </w:hyperlink>
-    </w:p>
-    <w:p>
-      <w:pPr>
-        <w:pStyle w:val="ListBullet"/>
-        <w:spacing w:line="240" w:lineRule="auto"/>
-        <w:ind w:left="720"/>
-      </w:pPr>
-      <w:r>
-        <w:rPr>
-          <w:lang w:val="gu_IN" w:bidi="gu_IN"/>
-        </w:rPr>
-      </w:r>
-      <w:hyperlink r:id="rId40">
-        <w:r>
-          <w:rPr>
-            <w:lang w:val="gu_IN" w:bidi="gu_IN"/>
-          </w:rPr>
-          <w:rPr>
-            <w:color w:val="0000EE"/>
-            <w:u w:val="single"/>
-          </w:rPr>
-          <w:t>માથ્થી 20:17–19</w:t>
-        </w:r>
-      </w:hyperlink>
+      <w:r>
+        <w:rPr>
+          <w:lang w:val="gu_IN" w:bidi="gu_IN"/>
+        </w:rPr>
+        <w:t>2 કાળવૃતાંત 6:40–42</w:t>
+      </w:r>
+    </w:p>
+    <w:p>
+      <w:pPr>
+        <w:pStyle w:val="ListBullet"/>
+        <w:spacing w:line="240" w:lineRule="auto"/>
+        <w:ind w:left="720"/>
+      </w:pPr>
+      <w:r>
+        <w:rPr>
+          <w:lang w:val="gu_IN" w:bidi="gu_IN"/>
+        </w:rPr>
+      </w:r>
+      <w:r>
+        <w:rPr>
+          <w:lang w:val="gu_IN" w:bidi="gu_IN"/>
+        </w:rPr>
+        <w:t>2 શમુએલ 7:12–14</w:t>
+      </w:r>
+    </w:p>
+    <w:p>
+      <w:pPr>
+        <w:pStyle w:val="ListBullet"/>
+        <w:spacing w:line="240" w:lineRule="auto"/>
+        <w:ind w:left="720"/>
+      </w:pPr>
+      <w:r>
+        <w:rPr>
+          <w:lang w:val="gu_IN" w:bidi="gu_IN"/>
+        </w:rPr>
+      </w:r>
+      <w:r>
+        <w:rPr>
+          <w:lang w:val="gu_IN" w:bidi="gu_IN"/>
+        </w:rPr>
+        <w:t>પ્રેરિતોના કૃત્યો 10:39–41</w:t>
+      </w:r>
+    </w:p>
+    <w:p>
+      <w:pPr>
+        <w:pStyle w:val="ListBullet"/>
+        <w:spacing w:line="240" w:lineRule="auto"/>
+        <w:ind w:left="720"/>
+      </w:pPr>
+      <w:r>
+        <w:rPr>
+          <w:lang w:val="gu_IN" w:bidi="gu_IN"/>
+        </w:rPr>
+      </w:r>
+      <w:r>
+        <w:rPr>
+          <w:lang w:val="gu_IN" w:bidi="gu_IN"/>
+        </w:rPr>
+        <w:t>ક્લોસ્સી 3:1–4</w:t>
+      </w:r>
+    </w:p>
+    <w:p>
+      <w:pPr>
+        <w:pStyle w:val="ListBullet"/>
+        <w:spacing w:line="240" w:lineRule="auto"/>
+        <w:ind w:left="720"/>
+      </w:pPr>
+      <w:r>
+        <w:rPr>
+          <w:lang w:val="gu_IN" w:bidi="gu_IN"/>
+        </w:rPr>
+      </w:r>
+      <w:r>
+        <w:rPr>
+          <w:lang w:val="gu_IN" w:bidi="gu_IN"/>
+        </w:rPr>
+        <w:t>પુનર્નિયમ 13:1–3</w:t>
+      </w:r>
+    </w:p>
+    <w:p>
+      <w:pPr>
+        <w:pStyle w:val="ListBullet"/>
+        <w:spacing w:line="240" w:lineRule="auto"/>
+        <w:ind w:left="720"/>
+      </w:pPr>
+      <w:r>
+        <w:rPr>
+          <w:lang w:val="gu_IN" w:bidi="gu_IN"/>
+        </w:rPr>
+      </w:r>
+      <w:r>
+        <w:rPr>
+          <w:lang w:val="gu_IN" w:bidi="gu_IN"/>
+        </w:rPr>
+        <w:t>યર્મિયા 6:1–3</w:t>
+      </w:r>
+    </w:p>
+    <w:p>
+      <w:pPr>
+        <w:pStyle w:val="ListBullet"/>
+        <w:spacing w:line="240" w:lineRule="auto"/>
+        <w:ind w:left="720"/>
+      </w:pPr>
+      <w:r>
+        <w:rPr>
+          <w:lang w:val="gu_IN" w:bidi="gu_IN"/>
+        </w:rPr>
+      </w:r>
+      <w:r>
+        <w:rPr>
+          <w:lang w:val="gu_IN" w:bidi="gu_IN"/>
+        </w:rPr>
+        <w:t>ન્યાયાધીશો 2:18–19</w:t>
+      </w:r>
+    </w:p>
+    <w:p>
+      <w:pPr>
+        <w:pStyle w:val="ListBullet"/>
+        <w:spacing w:line="240" w:lineRule="auto"/>
+        <w:ind w:left="720"/>
+      </w:pPr>
+      <w:r>
+        <w:rPr>
+          <w:lang w:val="gu_IN" w:bidi="gu_IN"/>
+        </w:rPr>
+      </w:r>
+      <w:r>
+        <w:rPr>
+          <w:lang w:val="gu_IN" w:bidi="gu_IN"/>
+        </w:rPr>
+        <w:t>લૂક 7:21–23</w:t>
+      </w:r>
+    </w:p>
+    <w:p>
+      <w:pPr>
+        <w:pStyle w:val="ListBullet"/>
+        <w:spacing w:line="240" w:lineRule="auto"/>
+        <w:ind w:left="720"/>
+      </w:pPr>
+      <w:r>
+        <w:rPr>
+          <w:lang w:val="gu_IN" w:bidi="gu_IN"/>
+        </w:rPr>
+      </w:r>
+      <w:r>
+        <w:rPr>
+          <w:lang w:val="gu_IN" w:bidi="gu_IN"/>
+        </w:rPr>
+        <w:t>માથ્થી 20:17–19</w:t>
+      </w:r>
     </w:p>
     <w:p>
       <w:pPr>
@@ -2755,90 +2587,66 @@
           <w:lang w:val="gu_IN" w:bidi="gu_IN"/>
         </w:rPr>
       </w:r>
-      <w:hyperlink r:id="rId41">
-        <w:r>
-          <w:rPr>
-            <w:lang w:val="gu_IN" w:bidi="gu_IN"/>
-          </w:rPr>
-          <w:rPr>
-            <w:color w:val="0000EE"/>
-            <w:u w:val="single"/>
-          </w:rPr>
-          <w:t>1 થેસ્સલોનિકી 2:3–4</w:t>
-        </w:r>
-      </w:hyperlink>
-    </w:p>
-    <w:p>
-      <w:pPr>
-        <w:pStyle w:val="ListBullet"/>
-        <w:spacing w:line="240" w:lineRule="auto"/>
-        <w:ind w:left="720"/>
-      </w:pPr>
-      <w:r>
-        <w:rPr>
-          <w:lang w:val="gu_IN" w:bidi="gu_IN"/>
-        </w:rPr>
-      </w:r>
-      <w:hyperlink r:id="rId42">
-        <w:r>
-          <w:rPr>
-            <w:lang w:val="gu_IN" w:bidi="gu_IN"/>
-          </w:rPr>
-          <w:rPr>
-            <w:color w:val="0000EE"/>
-            <w:u w:val="single"/>
-          </w:rPr>
-          <w:t>1 થેસ્સલોનિકી 2:10–12</w:t>
-        </w:r>
-      </w:hyperlink>
-    </w:p>
-    <w:p>
-      <w:pPr>
-        <w:pStyle w:val="ListBullet"/>
-        <w:spacing w:line="240" w:lineRule="auto"/>
-        <w:ind w:left="720"/>
-      </w:pPr>
-      <w:r>
-        <w:rPr>
-          <w:lang w:val="gu_IN" w:bidi="gu_IN"/>
-        </w:rPr>
-      </w:r>
-      <w:hyperlink r:id="rId43">
-        <w:r>
-          <w:rPr>
-            <w:lang w:val="gu_IN" w:bidi="gu_IN"/>
-          </w:rPr>
-          <w:rPr>
-            <w:color w:val="0000EE"/>
-            <w:u w:val="single"/>
-          </w:rPr>
-          <w:t>1 તિમોથી 5:1–2</w:t>
-        </w:r>
-      </w:hyperlink>
-    </w:p>
-    <w:p>
-      <w:pPr>
-        <w:pStyle w:val="ListBullet"/>
-        <w:spacing w:line="240" w:lineRule="auto"/>
-        <w:ind w:left="720"/>
-      </w:pPr>
-      <w:r>
-        <w:rPr>
-          <w:lang w:val="gu_IN" w:bidi="gu_IN"/>
-        </w:rPr>
-      </w:r>
-      <w:hyperlink r:id="rId44">
-        <w:r>
-          <w:rPr>
-            <w:lang w:val="gu_IN" w:bidi="gu_IN"/>
-          </w:rPr>
-          <w:rPr>
-            <w:color w:val="0000EE"/>
-            <w:u w:val="single"/>
-          </w:rPr>
-          <w:t>લૂક 3:18–20</w:t>
-        </w:r>
-      </w:hyperlink>
+      <w:r>
+        <w:rPr>
+          <w:lang w:val="gu_IN" w:bidi="gu_IN"/>
+        </w:rPr>
+        <w:t>1 થેસ્સલોનિકી 2:3–4</w:t>
+      </w:r>
+    </w:p>
+    <w:p>
+      <w:pPr>
+        <w:pStyle w:val="ListBullet"/>
+        <w:spacing w:line="240" w:lineRule="auto"/>
+        <w:ind w:left="720"/>
+      </w:pPr>
+      <w:r>
+        <w:rPr>
+          <w:lang w:val="gu_IN" w:bidi="gu_IN"/>
+        </w:rPr>
+      </w:r>
+      <w:r>
+        <w:rPr>
+          <w:lang w:val="gu_IN" w:bidi="gu_IN"/>
+        </w:rPr>
+        <w:t>1 થેસ્સલોનિકી 2:10–12</w:t>
+      </w:r>
+    </w:p>
+    <w:p>
+      <w:pPr>
+        <w:pStyle w:val="ListBullet"/>
+        <w:spacing w:line="240" w:lineRule="auto"/>
+        <w:ind w:left="720"/>
+      </w:pPr>
+      <w:r>
+        <w:rPr>
+          <w:lang w:val="gu_IN" w:bidi="gu_IN"/>
+        </w:rPr>
+      </w:r>
+      <w:r>
+        <w:rPr>
+          <w:lang w:val="gu_IN" w:bidi="gu_IN"/>
+        </w:rPr>
+        <w:t>1 તિમોથી 5:1–2</w:t>
+      </w:r>
+    </w:p>
+    <w:p>
+      <w:pPr>
+        <w:pStyle w:val="ListBullet"/>
+        <w:spacing w:line="240" w:lineRule="auto"/>
+        <w:ind w:left="720"/>
+      </w:pPr>
+      <w:r>
+        <w:rPr>
+          <w:lang w:val="gu_IN" w:bidi="gu_IN"/>
+        </w:rPr>
+      </w:r>
+      <w:r>
+        <w:rPr>
+          <w:lang w:val="gu_IN" w:bidi="gu_IN"/>
+        </w:rPr>
+        <w:t>લૂક 3:18–20</w:t>
+      </w:r>
     </w:p>
     <w:p>
       <w:pPr>
@@ -3115,18 +2923,12 @@
           <w:lang w:val="gu_IN" w:bidi="gu_IN"/>
         </w:rPr>
       </w:r>
-      <w:hyperlink r:id="rId45">
-        <w:r>
-          <w:rPr>
-            <w:lang w:val="gu_IN" w:bidi="gu_IN"/>
-          </w:rPr>
-          <w:rPr>
-            <w:color w:val="0000EE"/>
-            <w:u w:val="single"/>
-          </w:rPr>
-          <w:t>હોશિયા 8:13–14</w:t>
-        </w:r>
-      </w:hyperlink>
+      <w:r>
+        <w:rPr>
+          <w:lang w:val="gu_IN" w:bidi="gu_IN"/>
+        </w:rPr>
+        <w:t>હોશિયા 8:13–14</w:t>
+      </w:r>
     </w:p>
     <w:p>
       <w:pPr>
@@ -3357,186 +3159,138 @@
           <w:lang w:val="gu_IN" w:bidi="gu_IN"/>
         </w:rPr>
       </w:r>
-      <w:hyperlink r:id="rId46">
-        <w:r>
-          <w:rPr>
-            <w:lang w:val="gu_IN" w:bidi="gu_IN"/>
-          </w:rPr>
-          <w:rPr>
-            <w:color w:val="0000EE"/>
-            <w:u w:val="single"/>
-          </w:rPr>
-          <w:t>1 કોરિંથી 12:30–31</w:t>
-        </w:r>
-      </w:hyperlink>
-    </w:p>
-    <w:p>
-      <w:pPr>
-        <w:pStyle w:val="ListBullet"/>
-        <w:spacing w:line="240" w:lineRule="auto"/>
-        <w:ind w:left="720"/>
-      </w:pPr>
-      <w:r>
-        <w:rPr>
-          <w:lang w:val="gu_IN" w:bidi="gu_IN"/>
-        </w:rPr>
-      </w:r>
-      <w:hyperlink r:id="rId47">
-        <w:r>
-          <w:rPr>
-            <w:lang w:val="gu_IN" w:bidi="gu_IN"/>
-          </w:rPr>
-          <w:rPr>
-            <w:color w:val="0000EE"/>
-            <w:u w:val="single"/>
-          </w:rPr>
-          <w:t>1રાજાઓ 19:9–10</w:t>
-        </w:r>
-      </w:hyperlink>
-    </w:p>
-    <w:p>
-      <w:pPr>
-        <w:pStyle w:val="ListBullet"/>
-        <w:spacing w:line="240" w:lineRule="auto"/>
-        <w:ind w:left="720"/>
-      </w:pPr>
-      <w:r>
-        <w:rPr>
-          <w:lang w:val="gu_IN" w:bidi="gu_IN"/>
-        </w:rPr>
-      </w:r>
-      <w:hyperlink r:id="rId48">
-        <w:r>
-          <w:rPr>
-            <w:lang w:val="gu_IN" w:bidi="gu_IN"/>
-          </w:rPr>
-          <w:rPr>
-            <w:color w:val="0000EE"/>
-            <w:u w:val="single"/>
-          </w:rPr>
-          <w:t>પ્રેરિતોનાં કૃત્યો 22:3–5</w:t>
-        </w:r>
-      </w:hyperlink>
-    </w:p>
-    <w:p>
-      <w:pPr>
-        <w:pStyle w:val="ListBullet"/>
-        <w:spacing w:line="240" w:lineRule="auto"/>
-        <w:ind w:left="720"/>
-      </w:pPr>
-      <w:r>
-        <w:rPr>
-          <w:lang w:val="gu_IN" w:bidi="gu_IN"/>
-        </w:rPr>
-      </w:r>
-      <w:hyperlink r:id="rId49">
-        <w:r>
-          <w:rPr>
-            <w:lang w:val="gu_IN" w:bidi="gu_IN"/>
-          </w:rPr>
-          <w:rPr>
-            <w:color w:val="0000EE"/>
-            <w:u w:val="single"/>
-          </w:rPr>
-          <w:t>ગલાતી 4:17–18</w:t>
-        </w:r>
-      </w:hyperlink>
-    </w:p>
-    <w:p>
-      <w:pPr>
-        <w:pStyle w:val="ListBullet"/>
-        <w:spacing w:line="240" w:lineRule="auto"/>
-        <w:ind w:left="720"/>
-      </w:pPr>
-      <w:r>
-        <w:rPr>
-          <w:lang w:val="gu_IN" w:bidi="gu_IN"/>
-        </w:rPr>
-      </w:r>
-      <w:hyperlink r:id="rId50">
-        <w:r>
-          <w:rPr>
-            <w:lang w:val="gu_IN" w:bidi="gu_IN"/>
-          </w:rPr>
-          <w:rPr>
-            <w:color w:val="0000EE"/>
-            <w:u w:val="single"/>
-          </w:rPr>
-          <w:t>યશાયા 63:15–16</w:t>
-        </w:r>
-      </w:hyperlink>
-    </w:p>
-    <w:p>
-      <w:pPr>
-        <w:pStyle w:val="ListBullet"/>
-        <w:spacing w:line="240" w:lineRule="auto"/>
-        <w:ind w:left="720"/>
-      </w:pPr>
-      <w:r>
-        <w:rPr>
-          <w:lang w:val="gu_IN" w:bidi="gu_IN"/>
-        </w:rPr>
-      </w:r>
-      <w:hyperlink r:id="rId51">
-        <w:r>
-          <w:rPr>
-            <w:lang w:val="gu_IN" w:bidi="gu_IN"/>
-          </w:rPr>
-          <w:rPr>
-            <w:color w:val="0000EE"/>
-            <w:u w:val="single"/>
-          </w:rPr>
-          <w:t>યોહાન 2:17–19</w:t>
-        </w:r>
-      </w:hyperlink>
-    </w:p>
-    <w:p>
-      <w:pPr>
-        <w:pStyle w:val="ListBullet"/>
-        <w:spacing w:line="240" w:lineRule="auto"/>
-        <w:ind w:left="720"/>
-      </w:pPr>
-      <w:r>
-        <w:rPr>
-          <w:lang w:val="gu_IN" w:bidi="gu_IN"/>
-        </w:rPr>
-      </w:r>
-      <w:hyperlink r:id="rId52">
-        <w:r>
-          <w:rPr>
-            <w:lang w:val="gu_IN" w:bidi="gu_IN"/>
-          </w:rPr>
-          <w:rPr>
-            <w:color w:val="0000EE"/>
-            <w:u w:val="single"/>
-          </w:rPr>
-          <w:t>ફિલિપી 3:6–7</w:t>
-        </w:r>
-      </w:hyperlink>
-    </w:p>
-    <w:p>
-      <w:pPr>
-        <w:pStyle w:val="ListBullet"/>
-        <w:spacing w:line="240" w:lineRule="auto"/>
-        <w:ind w:left="720"/>
-      </w:pPr>
-      <w:r>
-        <w:rPr>
-          <w:lang w:val="gu_IN" w:bidi="gu_IN"/>
-        </w:rPr>
-      </w:r>
-      <w:hyperlink r:id="rId53">
-        <w:r>
-          <w:rPr>
-            <w:lang w:val="gu_IN" w:bidi="gu_IN"/>
-          </w:rPr>
-          <w:rPr>
-            <w:color w:val="0000EE"/>
-            <w:u w:val="single"/>
-          </w:rPr>
-          <w:t>રોમન 10:1–3</w:t>
-        </w:r>
-      </w:hyperlink>
+      <w:r>
+        <w:rPr>
+          <w:lang w:val="gu_IN" w:bidi="gu_IN"/>
+        </w:rPr>
+        <w:t>1 કોરિંથી 12:30–31</w:t>
+      </w:r>
+    </w:p>
+    <w:p>
+      <w:pPr>
+        <w:pStyle w:val="ListBullet"/>
+        <w:spacing w:line="240" w:lineRule="auto"/>
+        <w:ind w:left="720"/>
+      </w:pPr>
+      <w:r>
+        <w:rPr>
+          <w:lang w:val="gu_IN" w:bidi="gu_IN"/>
+        </w:rPr>
+      </w:r>
+      <w:r>
+        <w:rPr>
+          <w:lang w:val="gu_IN" w:bidi="gu_IN"/>
+        </w:rPr>
+        <w:t>1રાજાઓ 19:9–10</w:t>
+      </w:r>
+    </w:p>
+    <w:p>
+      <w:pPr>
+        <w:pStyle w:val="ListBullet"/>
+        <w:spacing w:line="240" w:lineRule="auto"/>
+        <w:ind w:left="720"/>
+      </w:pPr>
+      <w:r>
+        <w:rPr>
+          <w:lang w:val="gu_IN" w:bidi="gu_IN"/>
+        </w:rPr>
+      </w:r>
+      <w:r>
+        <w:rPr>
+          <w:lang w:val="gu_IN" w:bidi="gu_IN"/>
+        </w:rPr>
+        <w:t>પ્રેરિતોનાં કૃત્યો 22:3–5</w:t>
+      </w:r>
+    </w:p>
+    <w:p>
+      <w:pPr>
+        <w:pStyle w:val="ListBullet"/>
+        <w:spacing w:line="240" w:lineRule="auto"/>
+        <w:ind w:left="720"/>
+      </w:pPr>
+      <w:r>
+        <w:rPr>
+          <w:lang w:val="gu_IN" w:bidi="gu_IN"/>
+        </w:rPr>
+      </w:r>
+      <w:r>
+        <w:rPr>
+          <w:lang w:val="gu_IN" w:bidi="gu_IN"/>
+        </w:rPr>
+        <w:t>ગલાતી 4:17–18</w:t>
+      </w:r>
+    </w:p>
+    <w:p>
+      <w:pPr>
+        <w:pStyle w:val="ListBullet"/>
+        <w:spacing w:line="240" w:lineRule="auto"/>
+        <w:ind w:left="720"/>
+      </w:pPr>
+      <w:r>
+        <w:rPr>
+          <w:lang w:val="gu_IN" w:bidi="gu_IN"/>
+        </w:rPr>
+      </w:r>
+      <w:r>
+        <w:rPr>
+          <w:lang w:val="gu_IN" w:bidi="gu_IN"/>
+        </w:rPr>
+        <w:t>યશાયા 63:15–16</w:t>
+      </w:r>
+    </w:p>
+    <w:p>
+      <w:pPr>
+        <w:pStyle w:val="ListBullet"/>
+        <w:spacing w:line="240" w:lineRule="auto"/>
+        <w:ind w:left="720"/>
+      </w:pPr>
+      <w:r>
+        <w:rPr>
+          <w:lang w:val="gu_IN" w:bidi="gu_IN"/>
+        </w:rPr>
+      </w:r>
+      <w:r>
+        <w:rPr>
+          <w:lang w:val="gu_IN" w:bidi="gu_IN"/>
+        </w:rPr>
+        <w:t>યોહાન 2:17–19</w:t>
+      </w:r>
+    </w:p>
+    <w:p>
+      <w:pPr>
+        <w:pStyle w:val="ListBullet"/>
+        <w:spacing w:line="240" w:lineRule="auto"/>
+        <w:ind w:left="720"/>
+      </w:pPr>
+      <w:r>
+        <w:rPr>
+          <w:lang w:val="gu_IN" w:bidi="gu_IN"/>
+        </w:rPr>
+      </w:r>
+      <w:r>
+        <w:rPr>
+          <w:lang w:val="gu_IN" w:bidi="gu_IN"/>
+        </w:rPr>
+        <w:t>ફિલિપી 3:6–7</w:t>
+      </w:r>
+    </w:p>
+    <w:p>
+      <w:pPr>
+        <w:pStyle w:val="ListBullet"/>
+        <w:spacing w:line="240" w:lineRule="auto"/>
+        <w:ind w:left="720"/>
+      </w:pPr>
+      <w:r>
+        <w:rPr>
+          <w:lang w:val="gu_IN" w:bidi="gu_IN"/>
+        </w:rPr>
+      </w:r>
+      <w:r>
+        <w:rPr>
+          <w:lang w:val="gu_IN" w:bidi="gu_IN"/>
+        </w:rPr>
+        <w:t>રોમન 10:1–3</w:t>
+      </w:r>
     </w:p>
     <w:p>
       <w:pPr>
@@ -3805,162 +3559,120 @@
           <w:lang w:val="gu_IN" w:bidi="gu_IN"/>
         </w:rPr>
       </w:r>
-      <w:hyperlink r:id="rId54">
-        <w:r>
-          <w:rPr>
-            <w:lang w:val="gu_IN" w:bidi="gu_IN"/>
-          </w:rPr>
-          <w:rPr>
-            <w:color w:val="0000EE"/>
-            <w:u w:val="single"/>
-          </w:rPr>
-          <w:t>ક્લોસ્સી 1:13–14</w:t>
-        </w:r>
-      </w:hyperlink>
-    </w:p>
-    <w:p>
-      <w:pPr>
-        <w:pStyle w:val="ListBullet"/>
-        <w:spacing w:line="240" w:lineRule="auto"/>
-        <w:ind w:left="720"/>
-      </w:pPr>
-      <w:r>
-        <w:rPr>
-          <w:lang w:val="gu_IN" w:bidi="gu_IN"/>
-        </w:rPr>
-      </w:r>
-      <w:hyperlink r:id="rId55">
-        <w:r>
-          <w:rPr>
-            <w:lang w:val="gu_IN" w:bidi="gu_IN"/>
-          </w:rPr>
-          <w:rPr>
-            <w:color w:val="0000EE"/>
-            <w:u w:val="single"/>
-          </w:rPr>
-          <w:t>એફેસી 1:7–8</w:t>
-        </w:r>
-      </w:hyperlink>
-    </w:p>
-    <w:p>
-      <w:pPr>
-        <w:pStyle w:val="ListBullet"/>
-        <w:spacing w:line="240" w:lineRule="auto"/>
-        <w:ind w:left="720"/>
-      </w:pPr>
-      <w:r>
-        <w:rPr>
-          <w:lang w:val="gu_IN" w:bidi="gu_IN"/>
-        </w:rPr>
-      </w:r>
-      <w:hyperlink r:id="rId56">
-        <w:r>
-          <w:rPr>
-            <w:lang w:val="gu_IN" w:bidi="gu_IN"/>
-          </w:rPr>
-          <w:rPr>
-            <w:color w:val="0000EE"/>
-            <w:u w:val="single"/>
-          </w:rPr>
-          <w:t>એફેસી 5:15–17</w:t>
-        </w:r>
-      </w:hyperlink>
-    </w:p>
-    <w:p>
-      <w:pPr>
-        <w:pStyle w:val="ListBullet"/>
-        <w:spacing w:line="240" w:lineRule="auto"/>
-        <w:ind w:left="720"/>
-      </w:pPr>
-      <w:r>
-        <w:rPr>
-          <w:lang w:val="gu_IN" w:bidi="gu_IN"/>
-        </w:rPr>
-      </w:r>
-      <w:hyperlink r:id="rId57">
-        <w:r>
-          <w:rPr>
-            <w:lang w:val="gu_IN" w:bidi="gu_IN"/>
-          </w:rPr>
-          <w:rPr>
-            <w:color w:val="0000EE"/>
-            <w:u w:val="single"/>
-          </w:rPr>
-          <w:t>ગલાતી 3:13–14</w:t>
-        </w:r>
-      </w:hyperlink>
-    </w:p>
-    <w:p>
-      <w:pPr>
-        <w:pStyle w:val="ListBullet"/>
-        <w:spacing w:line="240" w:lineRule="auto"/>
-        <w:ind w:left="720"/>
-      </w:pPr>
-      <w:r>
-        <w:rPr>
-          <w:lang w:val="gu_IN" w:bidi="gu_IN"/>
-        </w:rPr>
-      </w:r>
-      <w:hyperlink r:id="rId58">
-        <w:r>
-          <w:rPr>
-            <w:lang w:val="gu_IN" w:bidi="gu_IN"/>
-          </w:rPr>
-          <w:rPr>
-            <w:color w:val="0000EE"/>
-            <w:u w:val="single"/>
-          </w:rPr>
-          <w:t>ગલાતી 4:3–5</w:t>
-        </w:r>
-      </w:hyperlink>
-    </w:p>
-    <w:p>
-      <w:pPr>
-        <w:pStyle w:val="ListBullet"/>
-        <w:spacing w:line="240" w:lineRule="auto"/>
-        <w:ind w:left="720"/>
-      </w:pPr>
-      <w:r>
-        <w:rPr>
-          <w:lang w:val="gu_IN" w:bidi="gu_IN"/>
-        </w:rPr>
-      </w:r>
-      <w:hyperlink r:id="rId59">
-        <w:r>
-          <w:rPr>
-            <w:lang w:val="gu_IN" w:bidi="gu_IN"/>
-          </w:rPr>
-          <w:rPr>
-            <w:color w:val="0000EE"/>
-            <w:u w:val="single"/>
-          </w:rPr>
-          <w:t>લૂક 2:36–38</w:t>
-        </w:r>
-      </w:hyperlink>
-    </w:p>
-    <w:p>
-      <w:pPr>
-        <w:pStyle w:val="ListBullet"/>
-        <w:spacing w:line="240" w:lineRule="auto"/>
-        <w:ind w:left="720"/>
-      </w:pPr>
-      <w:r>
-        <w:rPr>
-          <w:lang w:val="gu_IN" w:bidi="gu_IN"/>
-        </w:rPr>
-      </w:r>
-      <w:hyperlink r:id="rId60">
-        <w:r>
-          <w:rPr>
-            <w:lang w:val="gu_IN" w:bidi="gu_IN"/>
-          </w:rPr>
-          <w:rPr>
-            <w:color w:val="0000EE"/>
-            <w:u w:val="single"/>
-          </w:rPr>
-          <w:t>રૂથ 2:19–20</w:t>
-        </w:r>
-      </w:hyperlink>
+      <w:r>
+        <w:rPr>
+          <w:lang w:val="gu_IN" w:bidi="gu_IN"/>
+        </w:rPr>
+        <w:t>ક્લોસ્સી 1:13–14</w:t>
+      </w:r>
+    </w:p>
+    <w:p>
+      <w:pPr>
+        <w:pStyle w:val="ListBullet"/>
+        <w:spacing w:line="240" w:lineRule="auto"/>
+        <w:ind w:left="720"/>
+      </w:pPr>
+      <w:r>
+        <w:rPr>
+          <w:lang w:val="gu_IN" w:bidi="gu_IN"/>
+        </w:rPr>
+      </w:r>
+      <w:r>
+        <w:rPr>
+          <w:lang w:val="gu_IN" w:bidi="gu_IN"/>
+        </w:rPr>
+        <w:t>એફેસી 1:7–8</w:t>
+      </w:r>
+    </w:p>
+    <w:p>
+      <w:pPr>
+        <w:pStyle w:val="ListBullet"/>
+        <w:spacing w:line="240" w:lineRule="auto"/>
+        <w:ind w:left="720"/>
+      </w:pPr>
+      <w:r>
+        <w:rPr>
+          <w:lang w:val="gu_IN" w:bidi="gu_IN"/>
+        </w:rPr>
+      </w:r>
+      <w:r>
+        <w:rPr>
+          <w:lang w:val="gu_IN" w:bidi="gu_IN"/>
+        </w:rPr>
+        <w:t>એફેસી 5:15–17</w:t>
+      </w:r>
+    </w:p>
+    <w:p>
+      <w:pPr>
+        <w:pStyle w:val="ListBullet"/>
+        <w:spacing w:line="240" w:lineRule="auto"/>
+        <w:ind w:left="720"/>
+      </w:pPr>
+      <w:r>
+        <w:rPr>
+          <w:lang w:val="gu_IN" w:bidi="gu_IN"/>
+        </w:rPr>
+      </w:r>
+      <w:r>
+        <w:rPr>
+          <w:lang w:val="gu_IN" w:bidi="gu_IN"/>
+        </w:rPr>
+        <w:t>ગલાતી 3:13–14</w:t>
+      </w:r>
+    </w:p>
+    <w:p>
+      <w:pPr>
+        <w:pStyle w:val="ListBullet"/>
+        <w:spacing w:line="240" w:lineRule="auto"/>
+        <w:ind w:left="720"/>
+      </w:pPr>
+      <w:r>
+        <w:rPr>
+          <w:lang w:val="gu_IN" w:bidi="gu_IN"/>
+        </w:rPr>
+      </w:r>
+      <w:r>
+        <w:rPr>
+          <w:lang w:val="gu_IN" w:bidi="gu_IN"/>
+        </w:rPr>
+        <w:t>ગલાતી 4:3–5</w:t>
+      </w:r>
+    </w:p>
+    <w:p>
+      <w:pPr>
+        <w:pStyle w:val="ListBullet"/>
+        <w:spacing w:line="240" w:lineRule="auto"/>
+        <w:ind w:left="720"/>
+      </w:pPr>
+      <w:r>
+        <w:rPr>
+          <w:lang w:val="gu_IN" w:bidi="gu_IN"/>
+        </w:rPr>
+      </w:r>
+      <w:r>
+        <w:rPr>
+          <w:lang w:val="gu_IN" w:bidi="gu_IN"/>
+        </w:rPr>
+        <w:t>લૂક 2:36–38</w:t>
+      </w:r>
+    </w:p>
+    <w:p>
+      <w:pPr>
+        <w:pStyle w:val="ListBullet"/>
+        <w:spacing w:line="240" w:lineRule="auto"/>
+        <w:ind w:left="720"/>
+      </w:pPr>
+      <w:r>
+        <w:rPr>
+          <w:lang w:val="gu_IN" w:bidi="gu_IN"/>
+        </w:rPr>
+      </w:r>
+      <w:r>
+        <w:rPr>
+          <w:lang w:val="gu_IN" w:bidi="gu_IN"/>
+        </w:rPr>
+        <w:t>રૂથ 2:19–20</w:t>
+      </w:r>
     </w:p>
     <w:p>
       <w:pPr>
@@ -4316,378 +4028,282 @@
           <w:lang w:val="gu_IN" w:bidi="gu_IN"/>
         </w:rPr>
       </w:r>
-      <w:hyperlink r:id="rId61">
-        <w:r>
-          <w:rPr>
-            <w:lang w:val="gu_IN" w:bidi="gu_IN"/>
-          </w:rPr>
-          <w:rPr>
-            <w:color w:val="0000EE"/>
-            <w:u w:val="single"/>
-          </w:rPr>
-          <w:t>2 તિમોથી 4:1–2</w:t>
-        </w:r>
-      </w:hyperlink>
-    </w:p>
-    <w:p>
-      <w:pPr>
-        <w:pStyle w:val="ListBullet"/>
-        <w:spacing w:line="240" w:lineRule="auto"/>
-        <w:ind w:left="720"/>
-      </w:pPr>
-      <w:r>
-        <w:rPr>
-          <w:lang w:val="gu_IN" w:bidi="gu_IN"/>
-        </w:rPr>
-      </w:r>
-      <w:hyperlink r:id="rId62">
-        <w:r>
-          <w:rPr>
-            <w:lang w:val="gu_IN" w:bidi="gu_IN"/>
-          </w:rPr>
-          <w:rPr>
-            <w:color w:val="0000EE"/>
-            <w:u w:val="single"/>
-          </w:rPr>
-          <w:t>પ્રેરિતોનાં કૃત્યો 8:4–5</w:t>
-        </w:r>
-      </w:hyperlink>
-    </w:p>
-    <w:p>
-      <w:pPr>
-        <w:pStyle w:val="ListBullet"/>
-        <w:spacing w:line="240" w:lineRule="auto"/>
-        <w:ind w:left="720"/>
-      </w:pPr>
-      <w:r>
-        <w:rPr>
-          <w:lang w:val="gu_IN" w:bidi="gu_IN"/>
-        </w:rPr>
-      </w:r>
-      <w:hyperlink r:id="rId63">
-        <w:r>
-          <w:rPr>
-            <w:lang w:val="gu_IN" w:bidi="gu_IN"/>
-          </w:rPr>
-          <w:rPr>
-            <w:color w:val="0000EE"/>
-            <w:u w:val="single"/>
-          </w:rPr>
-          <w:t>પ્રેરિતોનાં કૃત્યો 10:42–43</w:t>
-        </w:r>
-      </w:hyperlink>
-    </w:p>
-    <w:p>
-      <w:pPr>
-        <w:pStyle w:val="ListBullet"/>
-        <w:spacing w:line="240" w:lineRule="auto"/>
-        <w:ind w:left="720"/>
-      </w:pPr>
-      <w:r>
-        <w:rPr>
-          <w:lang w:val="gu_IN" w:bidi="gu_IN"/>
-        </w:rPr>
-      </w:r>
-      <w:hyperlink r:id="rId64">
-        <w:r>
-          <w:rPr>
-            <w:lang w:val="gu_IN" w:bidi="gu_IN"/>
-          </w:rPr>
-          <w:rPr>
-            <w:color w:val="0000EE"/>
-            <w:u w:val="single"/>
-          </w:rPr>
-          <w:t>પ્રેરિતોનાં કૃત્યો 14:21–22</w:t>
-        </w:r>
-      </w:hyperlink>
-    </w:p>
-    <w:p>
-      <w:pPr>
-        <w:pStyle w:val="ListBullet"/>
-        <w:spacing w:line="240" w:lineRule="auto"/>
-        <w:ind w:left="720"/>
-      </w:pPr>
-      <w:r>
-        <w:rPr>
-          <w:lang w:val="gu_IN" w:bidi="gu_IN"/>
-        </w:rPr>
-      </w:r>
-      <w:hyperlink r:id="rId65">
-        <w:r>
-          <w:rPr>
-            <w:lang w:val="gu_IN" w:bidi="gu_IN"/>
-          </w:rPr>
-          <w:rPr>
-            <w:color w:val="0000EE"/>
-            <w:u w:val="single"/>
-          </w:rPr>
-          <w:t>પ્રેરિતોનાં કૃત્યો 20:25–27</w:t>
-        </w:r>
-      </w:hyperlink>
-    </w:p>
-    <w:p>
-      <w:pPr>
-        <w:pStyle w:val="ListBullet"/>
-        <w:spacing w:line="240" w:lineRule="auto"/>
-        <w:ind w:left="720"/>
-      </w:pPr>
-      <w:r>
-        <w:rPr>
-          <w:lang w:val="gu_IN" w:bidi="gu_IN"/>
-        </w:rPr>
-      </w:r>
-      <w:hyperlink r:id="rId66">
-        <w:r>
-          <w:rPr>
-            <w:lang w:val="gu_IN" w:bidi="gu_IN"/>
-          </w:rPr>
-          <w:rPr>
-            <w:color w:val="0000EE"/>
-            <w:u w:val="single"/>
-          </w:rPr>
-          <w:t>લૂક 4:42–44</w:t>
-        </w:r>
-      </w:hyperlink>
-    </w:p>
-    <w:p>
-      <w:pPr>
-        <w:pStyle w:val="ListBullet"/>
-        <w:spacing w:line="240" w:lineRule="auto"/>
-        <w:ind w:left="720"/>
-      </w:pPr>
-      <w:r>
-        <w:rPr>
-          <w:lang w:val="gu_IN" w:bidi="gu_IN"/>
-        </w:rPr>
-      </w:r>
-      <w:hyperlink r:id="rId67">
-        <w:r>
-          <w:rPr>
-            <w:lang w:val="gu_IN" w:bidi="gu_IN"/>
-          </w:rPr>
-          <w:rPr>
-            <w:color w:val="0000EE"/>
-            <w:u w:val="single"/>
-          </w:rPr>
-          <w:t>માથ્થી 3:1–3</w:t>
-        </w:r>
-      </w:hyperlink>
-    </w:p>
-    <w:p>
-      <w:pPr>
-        <w:pStyle w:val="ListBullet"/>
-        <w:spacing w:line="240" w:lineRule="auto"/>
-        <w:ind w:left="720"/>
-      </w:pPr>
-      <w:r>
-        <w:rPr>
-          <w:lang w:val="gu_IN" w:bidi="gu_IN"/>
-        </w:rPr>
-      </w:r>
-      <w:hyperlink r:id="rId68">
-        <w:r>
-          <w:rPr>
-            <w:lang w:val="gu_IN" w:bidi="gu_IN"/>
-          </w:rPr>
-          <w:rPr>
-            <w:color w:val="0000EE"/>
-            <w:u w:val="single"/>
-          </w:rPr>
-          <w:t>માથ્થી 4:17</w:t>
-        </w:r>
-      </w:hyperlink>
-    </w:p>
-    <w:p>
-      <w:pPr>
-        <w:pStyle w:val="ListBullet"/>
-        <w:spacing w:line="240" w:lineRule="auto"/>
-        <w:ind w:left="720"/>
-      </w:pPr>
-      <w:r>
-        <w:rPr>
-          <w:lang w:val="gu_IN" w:bidi="gu_IN"/>
-        </w:rPr>
-      </w:r>
-      <w:hyperlink r:id="rId69">
-        <w:r>
-          <w:rPr>
-            <w:lang w:val="gu_IN" w:bidi="gu_IN"/>
-          </w:rPr>
-          <w:rPr>
-            <w:color w:val="0000EE"/>
-            <w:u w:val="single"/>
-          </w:rPr>
-          <w:t>માથ્થી 12:41</w:t>
-        </w:r>
-      </w:hyperlink>
-    </w:p>
-    <w:p>
-      <w:pPr>
-        <w:pStyle w:val="ListBullet"/>
-        <w:spacing w:line="240" w:lineRule="auto"/>
-        <w:ind w:left="720"/>
-      </w:pPr>
-      <w:r>
-        <w:rPr>
-          <w:lang w:val="gu_IN" w:bidi="gu_IN"/>
-        </w:rPr>
-      </w:r>
-      <w:hyperlink r:id="rId70">
-        <w:r>
-          <w:rPr>
-            <w:lang w:val="gu_IN" w:bidi="gu_IN"/>
-          </w:rPr>
-          <w:rPr>
-            <w:color w:val="0000EE"/>
-            <w:u w:val="single"/>
-          </w:rPr>
-          <w:t>માથ્થી 24:12–14</w:t>
-        </w:r>
-      </w:hyperlink>
-    </w:p>
-    <w:p>
-      <w:pPr>
-        <w:pStyle w:val="ListBullet"/>
-        <w:spacing w:line="240" w:lineRule="auto"/>
-        <w:ind w:left="720"/>
-      </w:pPr>
-      <w:r>
-        <w:rPr>
-          <w:lang w:val="gu_IN" w:bidi="gu_IN"/>
-        </w:rPr>
-      </w:r>
-      <w:hyperlink r:id="rId71">
-        <w:r>
-          <w:rPr>
-            <w:lang w:val="gu_IN" w:bidi="gu_IN"/>
-          </w:rPr>
-          <w:rPr>
-            <w:color w:val="0000EE"/>
-            <w:u w:val="single"/>
-          </w:rPr>
-          <w:t>પ્રેરિતોનાં કૃત્યો 9:20–22</w:t>
-        </w:r>
-      </w:hyperlink>
-    </w:p>
-    <w:p>
-      <w:pPr>
-        <w:pStyle w:val="ListBullet"/>
-        <w:spacing w:line="240" w:lineRule="auto"/>
-        <w:ind w:left="720"/>
-      </w:pPr>
-      <w:r>
-        <w:rPr>
-          <w:lang w:val="gu_IN" w:bidi="gu_IN"/>
-        </w:rPr>
-      </w:r>
-      <w:hyperlink r:id="rId72">
-        <w:r>
-          <w:rPr>
-            <w:lang w:val="gu_IN" w:bidi="gu_IN"/>
-          </w:rPr>
-          <w:rPr>
-            <w:color w:val="0000EE"/>
-            <w:u w:val="single"/>
-          </w:rPr>
-          <w:t>પ્રેરિતોનાં કૃત્યો 13:38–39</w:t>
-        </w:r>
-      </w:hyperlink>
-    </w:p>
-    <w:p>
-      <w:pPr>
-        <w:pStyle w:val="ListBullet"/>
-        <w:spacing w:line="240" w:lineRule="auto"/>
-        <w:ind w:left="720"/>
-      </w:pPr>
-      <w:r>
-        <w:rPr>
-          <w:lang w:val="gu_IN" w:bidi="gu_IN"/>
-        </w:rPr>
-      </w:r>
-      <w:hyperlink r:id="rId73">
-        <w:r>
-          <w:rPr>
-            <w:lang w:val="gu_IN" w:bidi="gu_IN"/>
-          </w:rPr>
-          <w:rPr>
-            <w:color w:val="0000EE"/>
-            <w:u w:val="single"/>
-          </w:rPr>
-          <w:t>યૂના 3:1–3</w:t>
-        </w:r>
-      </w:hyperlink>
-    </w:p>
-    <w:p>
-      <w:pPr>
-        <w:pStyle w:val="ListBullet"/>
-        <w:spacing w:line="240" w:lineRule="auto"/>
-        <w:ind w:left="720"/>
-      </w:pPr>
-      <w:r>
-        <w:rPr>
-          <w:lang w:val="gu_IN" w:bidi="gu_IN"/>
-        </w:rPr>
-      </w:r>
-      <w:hyperlink r:id="rId74">
-        <w:r>
-          <w:rPr>
-            <w:lang w:val="gu_IN" w:bidi="gu_IN"/>
-          </w:rPr>
-          <w:rPr>
-            <w:color w:val="0000EE"/>
-            <w:u w:val="single"/>
-          </w:rPr>
-          <w:t>લૂક 4:18–19</w:t>
-        </w:r>
-      </w:hyperlink>
-    </w:p>
-    <w:p>
-      <w:pPr>
-        <w:pStyle w:val="ListBullet"/>
-        <w:spacing w:line="240" w:lineRule="auto"/>
-        <w:ind w:left="720"/>
-      </w:pPr>
-      <w:r>
-        <w:rPr>
-          <w:lang w:val="gu_IN" w:bidi="gu_IN"/>
-        </w:rPr>
-      </w:r>
-      <w:hyperlink r:id="rId75">
-        <w:r>
-          <w:rPr>
-            <w:lang w:val="gu_IN" w:bidi="gu_IN"/>
-          </w:rPr>
-          <w:rPr>
-            <w:color w:val="0000EE"/>
-            <w:u w:val="single"/>
-          </w:rPr>
-          <w:t>માર્ક 1:14–15</w:t>
-        </w:r>
-      </w:hyperlink>
-    </w:p>
-    <w:p>
-      <w:pPr>
-        <w:pStyle w:val="ListBullet"/>
-        <w:spacing w:line="240" w:lineRule="auto"/>
-        <w:ind w:left="720"/>
-      </w:pPr>
-      <w:r>
-        <w:rPr>
-          <w:lang w:val="gu_IN" w:bidi="gu_IN"/>
-        </w:rPr>
-      </w:r>
-      <w:hyperlink r:id="rId76">
-        <w:r>
-          <w:rPr>
-            <w:lang w:val="gu_IN" w:bidi="gu_IN"/>
-          </w:rPr>
-          <w:rPr>
-            <w:color w:val="0000EE"/>
-            <w:u w:val="single"/>
-          </w:rPr>
-          <w:t>માથ્થી 10:26–27</w:t>
-        </w:r>
-      </w:hyperlink>
+      <w:r>
+        <w:rPr>
+          <w:lang w:val="gu_IN" w:bidi="gu_IN"/>
+        </w:rPr>
+        <w:t>2 તિમોથી 4:1–2</w:t>
+      </w:r>
+    </w:p>
+    <w:p>
+      <w:pPr>
+        <w:pStyle w:val="ListBullet"/>
+        <w:spacing w:line="240" w:lineRule="auto"/>
+        <w:ind w:left="720"/>
+      </w:pPr>
+      <w:r>
+        <w:rPr>
+          <w:lang w:val="gu_IN" w:bidi="gu_IN"/>
+        </w:rPr>
+      </w:r>
+      <w:r>
+        <w:rPr>
+          <w:lang w:val="gu_IN" w:bidi="gu_IN"/>
+        </w:rPr>
+        <w:t>પ્રેરિતોનાં કૃત્યો 8:4–5</w:t>
+      </w:r>
+    </w:p>
+    <w:p>
+      <w:pPr>
+        <w:pStyle w:val="ListBullet"/>
+        <w:spacing w:line="240" w:lineRule="auto"/>
+        <w:ind w:left="720"/>
+      </w:pPr>
+      <w:r>
+        <w:rPr>
+          <w:lang w:val="gu_IN" w:bidi="gu_IN"/>
+        </w:rPr>
+      </w:r>
+      <w:r>
+        <w:rPr>
+          <w:lang w:val="gu_IN" w:bidi="gu_IN"/>
+        </w:rPr>
+        <w:t>પ્રેરિતોનાં કૃત્યો 10:42–43</w:t>
+      </w:r>
+    </w:p>
+    <w:p>
+      <w:pPr>
+        <w:pStyle w:val="ListBullet"/>
+        <w:spacing w:line="240" w:lineRule="auto"/>
+        <w:ind w:left="720"/>
+      </w:pPr>
+      <w:r>
+        <w:rPr>
+          <w:lang w:val="gu_IN" w:bidi="gu_IN"/>
+        </w:rPr>
+      </w:r>
+      <w:r>
+        <w:rPr>
+          <w:lang w:val="gu_IN" w:bidi="gu_IN"/>
+        </w:rPr>
+        <w:t>પ્રેરિતોનાં કૃત્યો 14:21–22</w:t>
+      </w:r>
+    </w:p>
+    <w:p>
+      <w:pPr>
+        <w:pStyle w:val="ListBullet"/>
+        <w:spacing w:line="240" w:lineRule="auto"/>
+        <w:ind w:left="720"/>
+      </w:pPr>
+      <w:r>
+        <w:rPr>
+          <w:lang w:val="gu_IN" w:bidi="gu_IN"/>
+        </w:rPr>
+      </w:r>
+      <w:r>
+        <w:rPr>
+          <w:lang w:val="gu_IN" w:bidi="gu_IN"/>
+        </w:rPr>
+        <w:t>પ્રેરિતોનાં કૃત્યો 20:25–27</w:t>
+      </w:r>
+    </w:p>
+    <w:p>
+      <w:pPr>
+        <w:pStyle w:val="ListBullet"/>
+        <w:spacing w:line="240" w:lineRule="auto"/>
+        <w:ind w:left="720"/>
+      </w:pPr>
+      <w:r>
+        <w:rPr>
+          <w:lang w:val="gu_IN" w:bidi="gu_IN"/>
+        </w:rPr>
+      </w:r>
+      <w:r>
+        <w:rPr>
+          <w:lang w:val="gu_IN" w:bidi="gu_IN"/>
+        </w:rPr>
+        <w:t>લૂક 4:42–44</w:t>
+      </w:r>
+    </w:p>
+    <w:p>
+      <w:pPr>
+        <w:pStyle w:val="ListBullet"/>
+        <w:spacing w:line="240" w:lineRule="auto"/>
+        <w:ind w:left="720"/>
+      </w:pPr>
+      <w:r>
+        <w:rPr>
+          <w:lang w:val="gu_IN" w:bidi="gu_IN"/>
+        </w:rPr>
+      </w:r>
+      <w:r>
+        <w:rPr>
+          <w:lang w:val="gu_IN" w:bidi="gu_IN"/>
+        </w:rPr>
+        <w:t>માથ્થી 3:1–3</w:t>
+      </w:r>
+    </w:p>
+    <w:p>
+      <w:pPr>
+        <w:pStyle w:val="ListBullet"/>
+        <w:spacing w:line="240" w:lineRule="auto"/>
+        <w:ind w:left="720"/>
+      </w:pPr>
+      <w:r>
+        <w:rPr>
+          <w:lang w:val="gu_IN" w:bidi="gu_IN"/>
+        </w:rPr>
+      </w:r>
+      <w:r>
+        <w:rPr>
+          <w:lang w:val="gu_IN" w:bidi="gu_IN"/>
+        </w:rPr>
+        <w:t>માથ્થી 4:17</w:t>
+      </w:r>
+    </w:p>
+    <w:p>
+      <w:pPr>
+        <w:pStyle w:val="ListBullet"/>
+        <w:spacing w:line="240" w:lineRule="auto"/>
+        <w:ind w:left="720"/>
+      </w:pPr>
+      <w:r>
+        <w:rPr>
+          <w:lang w:val="gu_IN" w:bidi="gu_IN"/>
+        </w:rPr>
+      </w:r>
+      <w:r>
+        <w:rPr>
+          <w:lang w:val="gu_IN" w:bidi="gu_IN"/>
+        </w:rPr>
+        <w:t>માથ્થી 12:41</w:t>
+      </w:r>
+    </w:p>
+    <w:p>
+      <w:pPr>
+        <w:pStyle w:val="ListBullet"/>
+        <w:spacing w:line="240" w:lineRule="auto"/>
+        <w:ind w:left="720"/>
+      </w:pPr>
+      <w:r>
+        <w:rPr>
+          <w:lang w:val="gu_IN" w:bidi="gu_IN"/>
+        </w:rPr>
+      </w:r>
+      <w:r>
+        <w:rPr>
+          <w:lang w:val="gu_IN" w:bidi="gu_IN"/>
+        </w:rPr>
+        <w:t>માથ્થી 24:12–14</w:t>
+      </w:r>
+    </w:p>
+    <w:p>
+      <w:pPr>
+        <w:pStyle w:val="ListBullet"/>
+        <w:spacing w:line="240" w:lineRule="auto"/>
+        <w:ind w:left="720"/>
+      </w:pPr>
+      <w:r>
+        <w:rPr>
+          <w:lang w:val="gu_IN" w:bidi="gu_IN"/>
+        </w:rPr>
+      </w:r>
+      <w:r>
+        <w:rPr>
+          <w:lang w:val="gu_IN" w:bidi="gu_IN"/>
+        </w:rPr>
+        <w:t>પ્રેરિતોનાં કૃત્યો 9:20–22</w:t>
+      </w:r>
+    </w:p>
+    <w:p>
+      <w:pPr>
+        <w:pStyle w:val="ListBullet"/>
+        <w:spacing w:line="240" w:lineRule="auto"/>
+        <w:ind w:left="720"/>
+      </w:pPr>
+      <w:r>
+        <w:rPr>
+          <w:lang w:val="gu_IN" w:bidi="gu_IN"/>
+        </w:rPr>
+      </w:r>
+      <w:r>
+        <w:rPr>
+          <w:lang w:val="gu_IN" w:bidi="gu_IN"/>
+        </w:rPr>
+        <w:t>પ્રેરિતોનાં કૃત્યો 13:38–39</w:t>
+      </w:r>
+    </w:p>
+    <w:p>
+      <w:pPr>
+        <w:pStyle w:val="ListBullet"/>
+        <w:spacing w:line="240" w:lineRule="auto"/>
+        <w:ind w:left="720"/>
+      </w:pPr>
+      <w:r>
+        <w:rPr>
+          <w:lang w:val="gu_IN" w:bidi="gu_IN"/>
+        </w:rPr>
+      </w:r>
+      <w:r>
+        <w:rPr>
+          <w:lang w:val="gu_IN" w:bidi="gu_IN"/>
+        </w:rPr>
+        <w:t>યૂના 3:1–3</w:t>
+      </w:r>
+    </w:p>
+    <w:p>
+      <w:pPr>
+        <w:pStyle w:val="ListBullet"/>
+        <w:spacing w:line="240" w:lineRule="auto"/>
+        <w:ind w:left="720"/>
+      </w:pPr>
+      <w:r>
+        <w:rPr>
+          <w:lang w:val="gu_IN" w:bidi="gu_IN"/>
+        </w:rPr>
+      </w:r>
+      <w:r>
+        <w:rPr>
+          <w:lang w:val="gu_IN" w:bidi="gu_IN"/>
+        </w:rPr>
+        <w:t>લૂક 4:18–19</w:t>
+      </w:r>
+    </w:p>
+    <w:p>
+      <w:pPr>
+        <w:pStyle w:val="ListBullet"/>
+        <w:spacing w:line="240" w:lineRule="auto"/>
+        <w:ind w:left="720"/>
+      </w:pPr>
+      <w:r>
+        <w:rPr>
+          <w:lang w:val="gu_IN" w:bidi="gu_IN"/>
+        </w:rPr>
+      </w:r>
+      <w:r>
+        <w:rPr>
+          <w:lang w:val="gu_IN" w:bidi="gu_IN"/>
+        </w:rPr>
+        <w:t>માર્ક 1:14–15</w:t>
+      </w:r>
+    </w:p>
+    <w:p>
+      <w:pPr>
+        <w:pStyle w:val="ListBullet"/>
+        <w:spacing w:line="240" w:lineRule="auto"/>
+        <w:ind w:left="720"/>
+      </w:pPr>
+      <w:r>
+        <w:rPr>
+          <w:lang w:val="gu_IN" w:bidi="gu_IN"/>
+        </w:rPr>
+      </w:r>
+      <w:r>
+        <w:rPr>
+          <w:lang w:val="gu_IN" w:bidi="gu_IN"/>
+        </w:rPr>
+        <w:t>માથ્થી 10:26–27</w:t>
+      </w:r>
     </w:p>
     <w:p>
       <w:pPr>
@@ -5221,138 +4837,102 @@
           <w:lang w:val="gu_IN" w:bidi="gu_IN"/>
         </w:rPr>
       </w:r>
-      <w:hyperlink r:id="rId77">
-        <w:r>
-          <w:rPr>
-            <w:lang w:val="gu_IN" w:bidi="gu_IN"/>
-          </w:rPr>
-          <w:rPr>
-            <w:color w:val="0000EE"/>
-            <w:u w:val="single"/>
-          </w:rPr>
-          <w:t>2 શમુએલ 3:6–7</w:t>
-        </w:r>
-      </w:hyperlink>
-    </w:p>
-    <w:p>
-      <w:pPr>
-        <w:pStyle w:val="ListBullet"/>
-        <w:spacing w:line="240" w:lineRule="auto"/>
-        <w:ind w:left="720"/>
-      </w:pPr>
-      <w:r>
-        <w:rPr>
-          <w:lang w:val="gu_IN" w:bidi="gu_IN"/>
-        </w:rPr>
-      </w:r>
-      <w:hyperlink r:id="rId78">
-        <w:r>
-          <w:rPr>
-            <w:lang w:val="gu_IN" w:bidi="gu_IN"/>
-          </w:rPr>
-          <w:rPr>
-            <w:color w:val="0000EE"/>
-            <w:u w:val="single"/>
-          </w:rPr>
-          <w:t>ઉત્પત્તિ 22:23–24</w:t>
-        </w:r>
-      </w:hyperlink>
-    </w:p>
-    <w:p>
-      <w:pPr>
-        <w:pStyle w:val="ListBullet"/>
-        <w:spacing w:line="240" w:lineRule="auto"/>
-        <w:ind w:left="720"/>
-      </w:pPr>
-      <w:r>
-        <w:rPr>
-          <w:lang w:val="gu_IN" w:bidi="gu_IN"/>
-        </w:rPr>
-      </w:r>
-      <w:hyperlink r:id="rId79">
-        <w:r>
-          <w:rPr>
-            <w:lang w:val="gu_IN" w:bidi="gu_IN"/>
-          </w:rPr>
-          <w:rPr>
-            <w:color w:val="0000EE"/>
-            <w:u w:val="single"/>
-          </w:rPr>
-          <w:t>ઉત્પત્તિ 25:5–6</w:t>
-        </w:r>
-      </w:hyperlink>
-    </w:p>
-    <w:p>
-      <w:pPr>
-        <w:pStyle w:val="ListBullet"/>
-        <w:spacing w:line="240" w:lineRule="auto"/>
-        <w:ind w:left="720"/>
-      </w:pPr>
-      <w:r>
-        <w:rPr>
-          <w:lang w:val="gu_IN" w:bidi="gu_IN"/>
-        </w:rPr>
-      </w:r>
-      <w:hyperlink r:id="rId80">
-        <w:r>
-          <w:rPr>
-            <w:lang w:val="gu_IN" w:bidi="gu_IN"/>
-          </w:rPr>
-          <w:rPr>
-            <w:color w:val="0000EE"/>
-            <w:u w:val="single"/>
-          </w:rPr>
-          <w:t>ઉત્પત્તિ 35:21–22</w:t>
-        </w:r>
-      </w:hyperlink>
-    </w:p>
-    <w:p>
-      <w:pPr>
-        <w:pStyle w:val="ListBullet"/>
-        <w:spacing w:line="240" w:lineRule="auto"/>
-        <w:ind w:left="720"/>
-      </w:pPr>
-      <w:r>
-        <w:rPr>
-          <w:lang w:val="gu_IN" w:bidi="gu_IN"/>
-        </w:rPr>
-      </w:r>
-      <w:hyperlink r:id="rId81">
-        <w:r>
-          <w:rPr>
-            <w:lang w:val="gu_IN" w:bidi="gu_IN"/>
-          </w:rPr>
-          <w:rPr>
-            <w:color w:val="0000EE"/>
-            <w:u w:val="single"/>
-          </w:rPr>
-          <w:t>ઉત્પત્તિ 36:9–12</w:t>
-        </w:r>
-      </w:hyperlink>
-    </w:p>
-    <w:p>
-      <w:pPr>
-        <w:pStyle w:val="ListBullet"/>
-        <w:spacing w:line="240" w:lineRule="auto"/>
-        <w:ind w:left="720"/>
-      </w:pPr>
-      <w:r>
-        <w:rPr>
-          <w:lang w:val="gu_IN" w:bidi="gu_IN"/>
-        </w:rPr>
-      </w:r>
-      <w:hyperlink r:id="rId82">
-        <w:r>
-          <w:rPr>
-            <w:lang w:val="gu_IN" w:bidi="gu_IN"/>
-          </w:rPr>
-          <w:rPr>
-            <w:color w:val="0000EE"/>
-            <w:u w:val="single"/>
-          </w:rPr>
-          <w:t>ન્યાયાધીશો 19:1–2</w:t>
-        </w:r>
-      </w:hyperlink>
+      <w:r>
+        <w:rPr>
+          <w:lang w:val="gu_IN" w:bidi="gu_IN"/>
+        </w:rPr>
+        <w:t>2 શમુએલ 3:6–7</w:t>
+      </w:r>
+    </w:p>
+    <w:p>
+      <w:pPr>
+        <w:pStyle w:val="ListBullet"/>
+        <w:spacing w:line="240" w:lineRule="auto"/>
+        <w:ind w:left="720"/>
+      </w:pPr>
+      <w:r>
+        <w:rPr>
+          <w:lang w:val="gu_IN" w:bidi="gu_IN"/>
+        </w:rPr>
+      </w:r>
+      <w:r>
+        <w:rPr>
+          <w:lang w:val="gu_IN" w:bidi="gu_IN"/>
+        </w:rPr>
+        <w:t>ઉત્પત્તિ 22:23–24</w:t>
+      </w:r>
+    </w:p>
+    <w:p>
+      <w:pPr>
+        <w:pStyle w:val="ListBullet"/>
+        <w:spacing w:line="240" w:lineRule="auto"/>
+        <w:ind w:left="720"/>
+      </w:pPr>
+      <w:r>
+        <w:rPr>
+          <w:lang w:val="gu_IN" w:bidi="gu_IN"/>
+        </w:rPr>
+      </w:r>
+      <w:r>
+        <w:rPr>
+          <w:lang w:val="gu_IN" w:bidi="gu_IN"/>
+        </w:rPr>
+        <w:t>ઉત્પત્તિ 25:5–6</w:t>
+      </w:r>
+    </w:p>
+    <w:p>
+      <w:pPr>
+        <w:pStyle w:val="ListBullet"/>
+        <w:spacing w:line="240" w:lineRule="auto"/>
+        <w:ind w:left="720"/>
+      </w:pPr>
+      <w:r>
+        <w:rPr>
+          <w:lang w:val="gu_IN" w:bidi="gu_IN"/>
+        </w:rPr>
+      </w:r>
+      <w:r>
+        <w:rPr>
+          <w:lang w:val="gu_IN" w:bidi="gu_IN"/>
+        </w:rPr>
+        <w:t>ઉત્પત્તિ 35:21–22</w:t>
+      </w:r>
+    </w:p>
+    <w:p>
+      <w:pPr>
+        <w:pStyle w:val="ListBullet"/>
+        <w:spacing w:line="240" w:lineRule="auto"/>
+        <w:ind w:left="720"/>
+      </w:pPr>
+      <w:r>
+        <w:rPr>
+          <w:lang w:val="gu_IN" w:bidi="gu_IN"/>
+        </w:rPr>
+      </w:r>
+      <w:r>
+        <w:rPr>
+          <w:lang w:val="gu_IN" w:bidi="gu_IN"/>
+        </w:rPr>
+        <w:t>ઉત્પત્તિ 36:9–12</w:t>
+      </w:r>
+    </w:p>
+    <w:p>
+      <w:pPr>
+        <w:pStyle w:val="ListBullet"/>
+        <w:spacing w:line="240" w:lineRule="auto"/>
+        <w:ind w:left="720"/>
+      </w:pPr>
+      <w:r>
+        <w:rPr>
+          <w:lang w:val="gu_IN" w:bidi="gu_IN"/>
+        </w:rPr>
+      </w:r>
+      <w:r>
+        <w:rPr>
+          <w:lang w:val="gu_IN" w:bidi="gu_IN"/>
+        </w:rPr>
+        <w:t>ન્યાયાધીશો 19:1–2</w:t>
+      </w:r>
     </w:p>
     <w:p>
       <w:pPr>
@@ -5607,90 +5187,66 @@
           <w:lang w:val="gu_IN" w:bidi="gu_IN"/>
         </w:rPr>
       </w:r>
-      <w:hyperlink r:id="rId83">
-        <w:r>
-          <w:rPr>
-            <w:lang w:val="gu_IN" w:bidi="gu_IN"/>
-          </w:rPr>
-          <w:rPr>
-            <w:color w:val="0000EE"/>
-            <w:u w:val="single"/>
-          </w:rPr>
-          <w:t>લેવીય 8:12–13</w:t>
-        </w:r>
-      </w:hyperlink>
-    </w:p>
-    <w:p>
-      <w:pPr>
-        <w:pStyle w:val="ListBullet"/>
-        <w:spacing w:line="240" w:lineRule="auto"/>
-        <w:ind w:left="720"/>
-      </w:pPr>
-      <w:r>
-        <w:rPr>
-          <w:lang w:val="gu_IN" w:bidi="gu_IN"/>
-        </w:rPr>
-      </w:r>
-      <w:hyperlink r:id="rId84">
-        <w:r>
-          <w:rPr>
-            <w:lang w:val="gu_IN" w:bidi="gu_IN"/>
-          </w:rPr>
-          <w:rPr>
-            <w:color w:val="0000EE"/>
-            <w:u w:val="single"/>
-          </w:rPr>
-          <w:t>લુક 3:10–11</w:t>
-        </w:r>
-      </w:hyperlink>
-    </w:p>
-    <w:p>
-      <w:pPr>
-        <w:pStyle w:val="ListBullet"/>
-        <w:spacing w:line="240" w:lineRule="auto"/>
-        <w:ind w:left="720"/>
-      </w:pPr>
-      <w:r>
-        <w:rPr>
-          <w:lang w:val="gu_IN" w:bidi="gu_IN"/>
-        </w:rPr>
-      </w:r>
-      <w:hyperlink r:id="rId85">
-        <w:r>
-          <w:rPr>
-            <w:lang w:val="gu_IN" w:bidi="gu_IN"/>
-          </w:rPr>
-          <w:rPr>
-            <w:color w:val="0000EE"/>
-            <w:u w:val="single"/>
-          </w:rPr>
-          <w:t>માર્ક 6:7–9</w:t>
-        </w:r>
-      </w:hyperlink>
-    </w:p>
-    <w:p>
-      <w:pPr>
-        <w:pStyle w:val="ListBullet"/>
-        <w:spacing w:line="240" w:lineRule="auto"/>
-        <w:ind w:left="720"/>
-      </w:pPr>
-      <w:r>
-        <w:rPr>
-          <w:lang w:val="gu_IN" w:bidi="gu_IN"/>
-        </w:rPr>
-      </w:r>
-      <w:hyperlink r:id="rId86">
-        <w:r>
-          <w:rPr>
-            <w:lang w:val="gu_IN" w:bidi="gu_IN"/>
-          </w:rPr>
-          <w:rPr>
-            <w:color w:val="0000EE"/>
-            <w:u w:val="single"/>
-          </w:rPr>
-          <w:t>માથ્થી 10:8–10</w:t>
-        </w:r>
-      </w:hyperlink>
+      <w:r>
+        <w:rPr>
+          <w:lang w:val="gu_IN" w:bidi="gu_IN"/>
+        </w:rPr>
+        <w:t>લેવીય 8:12–13</w:t>
+      </w:r>
+    </w:p>
+    <w:p>
+      <w:pPr>
+        <w:pStyle w:val="ListBullet"/>
+        <w:spacing w:line="240" w:lineRule="auto"/>
+        <w:ind w:left="720"/>
+      </w:pPr>
+      <w:r>
+        <w:rPr>
+          <w:lang w:val="gu_IN" w:bidi="gu_IN"/>
+        </w:rPr>
+      </w:r>
+      <w:r>
+        <w:rPr>
+          <w:lang w:val="gu_IN" w:bidi="gu_IN"/>
+        </w:rPr>
+        <w:t>લુક 3:10–11</w:t>
+      </w:r>
+    </w:p>
+    <w:p>
+      <w:pPr>
+        <w:pStyle w:val="ListBullet"/>
+        <w:spacing w:line="240" w:lineRule="auto"/>
+        <w:ind w:left="720"/>
+      </w:pPr>
+      <w:r>
+        <w:rPr>
+          <w:lang w:val="gu_IN" w:bidi="gu_IN"/>
+        </w:rPr>
+      </w:r>
+      <w:r>
+        <w:rPr>
+          <w:lang w:val="gu_IN" w:bidi="gu_IN"/>
+        </w:rPr>
+        <w:t>માર્ક 6:7–9</w:t>
+      </w:r>
+    </w:p>
+    <w:p>
+      <w:pPr>
+        <w:pStyle w:val="ListBullet"/>
+        <w:spacing w:line="240" w:lineRule="auto"/>
+        <w:ind w:left="720"/>
+      </w:pPr>
+      <w:r>
+        <w:rPr>
+          <w:lang w:val="gu_IN" w:bidi="gu_IN"/>
+        </w:rPr>
+      </w:r>
+      <w:r>
+        <w:rPr>
+          <w:lang w:val="gu_IN" w:bidi="gu_IN"/>
+        </w:rPr>
+        <w:t>માથ્થી 10:8–10</w:t>
+      </w:r>
     </w:p>
     <w:p>
       <w:pPr>
@@ -5939,186 +5495,138 @@
           <w:lang w:val="gu_IN" w:bidi="gu_IN"/>
         </w:rPr>
       </w:r>
-      <w:hyperlink r:id="rId87">
-        <w:r>
-          <w:rPr>
-            <w:lang w:val="gu_IN" w:bidi="gu_IN"/>
-          </w:rPr>
-          <w:rPr>
-            <w:color w:val="0000EE"/>
-            <w:u w:val="single"/>
-          </w:rPr>
-          <w:t>1 રાજા 21:8–10</w:t>
-        </w:r>
-      </w:hyperlink>
-    </w:p>
-    <w:p>
-      <w:pPr>
-        <w:pStyle w:val="ListBullet"/>
-        <w:spacing w:line="240" w:lineRule="auto"/>
-        <w:ind w:left="720"/>
-      </w:pPr>
-      <w:r>
-        <w:rPr>
-          <w:lang w:val="gu_IN" w:bidi="gu_IN"/>
-        </w:rPr>
-      </w:r>
-      <w:hyperlink r:id="rId88">
-        <w:r>
-          <w:rPr>
-            <w:lang w:val="gu_IN" w:bidi="gu_IN"/>
-          </w:rPr>
-          <w:rPr>
-            <w:color w:val="0000EE"/>
-            <w:u w:val="single"/>
-          </w:rPr>
-          <w:t>2 કાળવૃતાંત 20:3–4</w:t>
-        </w:r>
-      </w:hyperlink>
-    </w:p>
-    <w:p>
-      <w:pPr>
-        <w:pStyle w:val="ListBullet"/>
-        <w:spacing w:line="240" w:lineRule="auto"/>
-        <w:ind w:left="720"/>
-      </w:pPr>
-      <w:r>
-        <w:rPr>
-          <w:lang w:val="gu_IN" w:bidi="gu_IN"/>
-        </w:rPr>
-      </w:r>
-      <w:hyperlink r:id="rId89">
-        <w:r>
-          <w:rPr>
-            <w:lang w:val="gu_IN" w:bidi="gu_IN"/>
-          </w:rPr>
-          <w:rPr>
-            <w:color w:val="0000EE"/>
-            <w:u w:val="single"/>
-          </w:rPr>
-          <w:t>પ્રેરિતો 13:1–3</w:t>
-        </w:r>
-      </w:hyperlink>
-    </w:p>
-    <w:p>
-      <w:pPr>
-        <w:pStyle w:val="ListBullet"/>
-        <w:spacing w:line="240" w:lineRule="auto"/>
-        <w:ind w:left="720"/>
-      </w:pPr>
-      <w:r>
-        <w:rPr>
-          <w:lang w:val="gu_IN" w:bidi="gu_IN"/>
-        </w:rPr>
-      </w:r>
-      <w:hyperlink r:id="rId90">
-        <w:r>
-          <w:rPr>
-            <w:lang w:val="gu_IN" w:bidi="gu_IN"/>
-          </w:rPr>
-          <w:rPr>
-            <w:color w:val="0000EE"/>
-            <w:u w:val="single"/>
-          </w:rPr>
-          <w:t>યૂના 3:4–5</w:t>
-        </w:r>
-      </w:hyperlink>
-    </w:p>
-    <w:p>
-      <w:pPr>
-        <w:pStyle w:val="ListBullet"/>
-        <w:spacing w:line="240" w:lineRule="auto"/>
-        <w:ind w:left="720"/>
-      </w:pPr>
-      <w:r>
-        <w:rPr>
-          <w:lang w:val="gu_IN" w:bidi="gu_IN"/>
-        </w:rPr>
-      </w:r>
-      <w:hyperlink r:id="rId91">
-        <w:r>
-          <w:rPr>
-            <w:lang w:val="gu_IN" w:bidi="gu_IN"/>
-          </w:rPr>
-          <w:rPr>
-            <w:color w:val="0000EE"/>
-            <w:u w:val="single"/>
-          </w:rPr>
-          <w:t>લૂક 5:33–35</w:t>
-        </w:r>
-      </w:hyperlink>
-    </w:p>
-    <w:p>
-      <w:pPr>
-        <w:pStyle w:val="ListBullet"/>
-        <w:spacing w:line="240" w:lineRule="auto"/>
-        <w:ind w:left="720"/>
-      </w:pPr>
-      <w:r>
-        <w:rPr>
-          <w:lang w:val="gu_IN" w:bidi="gu_IN"/>
-        </w:rPr>
-      </w:r>
-      <w:hyperlink r:id="rId92">
-        <w:r>
-          <w:rPr>
-            <w:lang w:val="gu_IN" w:bidi="gu_IN"/>
-          </w:rPr>
-          <w:rPr>
-            <w:color w:val="0000EE"/>
-            <w:u w:val="single"/>
-          </w:rPr>
-          <w:t>માર્ક 2:18–19</w:t>
-        </w:r>
-      </w:hyperlink>
-    </w:p>
-    <w:p>
-      <w:pPr>
-        <w:pStyle w:val="ListBullet"/>
-        <w:spacing w:line="240" w:lineRule="auto"/>
-        <w:ind w:left="720"/>
-      </w:pPr>
-      <w:r>
-        <w:rPr>
-          <w:lang w:val="gu_IN" w:bidi="gu_IN"/>
-        </w:rPr>
-      </w:r>
-      <w:hyperlink r:id="rId93">
-        <w:r>
-          <w:rPr>
-            <w:lang w:val="gu_IN" w:bidi="gu_IN"/>
-          </w:rPr>
-          <w:rPr>
-            <w:color w:val="0000EE"/>
-            <w:u w:val="single"/>
-          </w:rPr>
-          <w:t>માથ્થી 6:16–18</w:t>
-        </w:r>
-      </w:hyperlink>
-    </w:p>
-    <w:p>
-      <w:pPr>
-        <w:pStyle w:val="ListBullet"/>
-        <w:spacing w:line="240" w:lineRule="auto"/>
-        <w:ind w:left="720"/>
-      </w:pPr>
-      <w:r>
-        <w:rPr>
-          <w:lang w:val="gu_IN" w:bidi="gu_IN"/>
-        </w:rPr>
-      </w:r>
-      <w:hyperlink r:id="rId94">
-        <w:r>
-          <w:rPr>
-            <w:lang w:val="gu_IN" w:bidi="gu_IN"/>
-          </w:rPr>
-          <w:rPr>
-            <w:color w:val="0000EE"/>
-            <w:u w:val="single"/>
-          </w:rPr>
-          <w:t>માથ્થી 9:14–15</w:t>
-        </w:r>
-      </w:hyperlink>
+      <w:r>
+        <w:rPr>
+          <w:lang w:val="gu_IN" w:bidi="gu_IN"/>
+        </w:rPr>
+        <w:t>1 રાજા 21:8–10</w:t>
+      </w:r>
+    </w:p>
+    <w:p>
+      <w:pPr>
+        <w:pStyle w:val="ListBullet"/>
+        <w:spacing w:line="240" w:lineRule="auto"/>
+        <w:ind w:left="720"/>
+      </w:pPr>
+      <w:r>
+        <w:rPr>
+          <w:lang w:val="gu_IN" w:bidi="gu_IN"/>
+        </w:rPr>
+      </w:r>
+      <w:r>
+        <w:rPr>
+          <w:lang w:val="gu_IN" w:bidi="gu_IN"/>
+        </w:rPr>
+        <w:t>2 કાળવૃતાંત 20:3–4</w:t>
+      </w:r>
+    </w:p>
+    <w:p>
+      <w:pPr>
+        <w:pStyle w:val="ListBullet"/>
+        <w:spacing w:line="240" w:lineRule="auto"/>
+        <w:ind w:left="720"/>
+      </w:pPr>
+      <w:r>
+        <w:rPr>
+          <w:lang w:val="gu_IN" w:bidi="gu_IN"/>
+        </w:rPr>
+      </w:r>
+      <w:r>
+        <w:rPr>
+          <w:lang w:val="gu_IN" w:bidi="gu_IN"/>
+        </w:rPr>
+        <w:t>પ્રેરિતો 13:1–3</w:t>
+      </w:r>
+    </w:p>
+    <w:p>
+      <w:pPr>
+        <w:pStyle w:val="ListBullet"/>
+        <w:spacing w:line="240" w:lineRule="auto"/>
+        <w:ind w:left="720"/>
+      </w:pPr>
+      <w:r>
+        <w:rPr>
+          <w:lang w:val="gu_IN" w:bidi="gu_IN"/>
+        </w:rPr>
+      </w:r>
+      <w:r>
+        <w:rPr>
+          <w:lang w:val="gu_IN" w:bidi="gu_IN"/>
+        </w:rPr>
+        <w:t>યૂના 3:4–5</w:t>
+      </w:r>
+    </w:p>
+    <w:p>
+      <w:pPr>
+        <w:pStyle w:val="ListBullet"/>
+        <w:spacing w:line="240" w:lineRule="auto"/>
+        <w:ind w:left="720"/>
+      </w:pPr>
+      <w:r>
+        <w:rPr>
+          <w:lang w:val="gu_IN" w:bidi="gu_IN"/>
+        </w:rPr>
+      </w:r>
+      <w:r>
+        <w:rPr>
+          <w:lang w:val="gu_IN" w:bidi="gu_IN"/>
+        </w:rPr>
+        <w:t>લૂક 5:33–35</w:t>
+      </w:r>
+    </w:p>
+    <w:p>
+      <w:pPr>
+        <w:pStyle w:val="ListBullet"/>
+        <w:spacing w:line="240" w:lineRule="auto"/>
+        <w:ind w:left="720"/>
+      </w:pPr>
+      <w:r>
+        <w:rPr>
+          <w:lang w:val="gu_IN" w:bidi="gu_IN"/>
+        </w:rPr>
+      </w:r>
+      <w:r>
+        <w:rPr>
+          <w:lang w:val="gu_IN" w:bidi="gu_IN"/>
+        </w:rPr>
+        <w:t>માર્ક 2:18–19</w:t>
+      </w:r>
+    </w:p>
+    <w:p>
+      <w:pPr>
+        <w:pStyle w:val="ListBullet"/>
+        <w:spacing w:line="240" w:lineRule="auto"/>
+        <w:ind w:left="720"/>
+      </w:pPr>
+      <w:r>
+        <w:rPr>
+          <w:lang w:val="gu_IN" w:bidi="gu_IN"/>
+        </w:rPr>
+      </w:r>
+      <w:r>
+        <w:rPr>
+          <w:lang w:val="gu_IN" w:bidi="gu_IN"/>
+        </w:rPr>
+        <w:t>માથ્થી 6:16–18</w:t>
+      </w:r>
+    </w:p>
+    <w:p>
+      <w:pPr>
+        <w:pStyle w:val="ListBullet"/>
+        <w:spacing w:line="240" w:lineRule="auto"/>
+        <w:ind w:left="720"/>
+      </w:pPr>
+      <w:r>
+        <w:rPr>
+          <w:lang w:val="gu_IN" w:bidi="gu_IN"/>
+        </w:rPr>
+      </w:r>
+      <w:r>
+        <w:rPr>
+          <w:lang w:val="gu_IN" w:bidi="gu_IN"/>
+        </w:rPr>
+        <w:t>માથ્થી 9:14–15</w:t>
+      </w:r>
     </w:p>
     <w:p>
       <w:pPr>
@@ -6499,42 +6007,30 @@
           <w:lang w:val="gu_IN" w:bidi="gu_IN"/>
         </w:rPr>
       </w:r>
-      <w:hyperlink r:id="rId95">
-        <w:r>
-          <w:rPr>
-            <w:lang w:val="gu_IN" w:bidi="gu_IN"/>
-          </w:rPr>
-          <w:rPr>
-            <w:color w:val="0000EE"/>
-            <w:u w:val="single"/>
-          </w:rPr>
-          <w:t>2 કરંથી 12:1–2</w:t>
-        </w:r>
-      </w:hyperlink>
-    </w:p>
-    <w:p>
-      <w:pPr>
-        <w:pStyle w:val="ListBullet"/>
-        <w:spacing w:line="240" w:lineRule="auto"/>
-        <w:ind w:left="720"/>
-      </w:pPr>
-      <w:r>
-        <w:rPr>
-          <w:lang w:val="gu_IN" w:bidi="gu_IN"/>
-        </w:rPr>
-      </w:r>
-      <w:hyperlink r:id="rId96">
-        <w:r>
-          <w:rPr>
-            <w:lang w:val="gu_IN" w:bidi="gu_IN"/>
-          </w:rPr>
-          <w:rPr>
-            <w:color w:val="0000EE"/>
-            <w:u w:val="single"/>
-          </w:rPr>
-          <w:t>પ્રેરિતો 8:39–40</w:t>
-        </w:r>
-      </w:hyperlink>
+      <w:r>
+        <w:rPr>
+          <w:lang w:val="gu_IN" w:bidi="gu_IN"/>
+        </w:rPr>
+        <w:t>2 કરંથી 12:1–2</w:t>
+      </w:r>
+    </w:p>
+    <w:p>
+      <w:pPr>
+        <w:pStyle w:val="ListBullet"/>
+        <w:spacing w:line="240" w:lineRule="auto"/>
+        <w:ind w:left="720"/>
+      </w:pPr>
+      <w:r>
+        <w:rPr>
+          <w:lang w:val="gu_IN" w:bidi="gu_IN"/>
+        </w:rPr>
+      </w:r>
+      <w:r>
+        <w:rPr>
+          <w:lang w:val="gu_IN" w:bidi="gu_IN"/>
+        </w:rPr>
+        <w:t>પ્રેરિતો 8:39–40</w:t>
+      </w:r>
     </w:p>
     <w:p>
       <w:pPr>
@@ -6815,138 +6311,102 @@
           <w:lang w:val="gu_IN" w:bidi="gu_IN"/>
         </w:rPr>
       </w:r>
-      <w:hyperlink r:id="rId97">
-        <w:r>
-          <w:rPr>
-            <w:lang w:val="gu_IN" w:bidi="gu_IN"/>
-          </w:rPr>
-          <w:rPr>
-            <w:color w:val="0000EE"/>
-            <w:u w:val="single"/>
-          </w:rPr>
-          <w:t>કલોસી 2:18–19</w:t>
-        </w:r>
-      </w:hyperlink>
-    </w:p>
-    <w:p>
-      <w:pPr>
-        <w:pStyle w:val="ListBullet"/>
-        <w:spacing w:line="240" w:lineRule="auto"/>
-        <w:ind w:left="720"/>
-      </w:pPr>
-      <w:r>
-        <w:rPr>
-          <w:lang w:val="gu_IN" w:bidi="gu_IN"/>
-        </w:rPr>
-      </w:r>
-      <w:hyperlink r:id="rId98">
-        <w:r>
-          <w:rPr>
-            <w:lang w:val="gu_IN" w:bidi="gu_IN"/>
-          </w:rPr>
-          <w:rPr>
-            <w:color w:val="0000EE"/>
-            <w:u w:val="single"/>
-          </w:rPr>
-          <w:t>પુનર્નિયમ 29:17–19</w:t>
-        </w:r>
-      </w:hyperlink>
-    </w:p>
-    <w:p>
-      <w:pPr>
-        <w:pStyle w:val="ListBullet"/>
-        <w:spacing w:line="240" w:lineRule="auto"/>
-        <w:ind w:left="720"/>
-      </w:pPr>
-      <w:r>
-        <w:rPr>
-          <w:lang w:val="gu_IN" w:bidi="gu_IN"/>
-        </w:rPr>
-      </w:r>
-      <w:hyperlink r:id="rId99">
-        <w:r>
-          <w:rPr>
-            <w:lang w:val="gu_IN" w:bidi="gu_IN"/>
-          </w:rPr>
-          <w:rPr>
-            <w:color w:val="0000EE"/>
-            <w:u w:val="single"/>
-          </w:rPr>
-          <w:t>નિર્ગમન 3:11–12</w:t>
-        </w:r>
-      </w:hyperlink>
-    </w:p>
-    <w:p>
-      <w:pPr>
-        <w:pStyle w:val="ListBullet"/>
-        <w:spacing w:line="240" w:lineRule="auto"/>
-        <w:ind w:left="720"/>
-      </w:pPr>
-      <w:r>
-        <w:rPr>
-          <w:lang w:val="gu_IN" w:bidi="gu_IN"/>
-        </w:rPr>
-      </w:r>
-      <w:hyperlink r:id="rId100">
-        <w:r>
-          <w:rPr>
-            <w:lang w:val="gu_IN" w:bidi="gu_IN"/>
-          </w:rPr>
-          <w:rPr>
-            <w:color w:val="0000EE"/>
-            <w:u w:val="single"/>
-          </w:rPr>
-          <w:t>લૂક 4:5–7</w:t>
-        </w:r>
-      </w:hyperlink>
-    </w:p>
-    <w:p>
-      <w:pPr>
-        <w:pStyle w:val="ListBullet"/>
-        <w:spacing w:line="240" w:lineRule="auto"/>
-        <w:ind w:left="720"/>
-      </w:pPr>
-      <w:r>
-        <w:rPr>
-          <w:lang w:val="gu_IN" w:bidi="gu_IN"/>
-        </w:rPr>
-      </w:r>
-      <w:hyperlink r:id="rId101">
-        <w:r>
-          <w:rPr>
-            <w:lang w:val="gu_IN" w:bidi="gu_IN"/>
-          </w:rPr>
-          <w:rPr>
-            <w:color w:val="0000EE"/>
-            <w:u w:val="single"/>
-          </w:rPr>
-          <w:t>માથ્થી 2:1–3</w:t>
-        </w:r>
-      </w:hyperlink>
-    </w:p>
-    <w:p>
-      <w:pPr>
-        <w:pStyle w:val="ListBullet"/>
-        <w:spacing w:line="240" w:lineRule="auto"/>
-        <w:ind w:left="720"/>
-      </w:pPr>
-      <w:r>
-        <w:rPr>
-          <w:lang w:val="gu_IN" w:bidi="gu_IN"/>
-        </w:rPr>
-      </w:r>
-      <w:hyperlink r:id="rId102">
-        <w:r>
-          <w:rPr>
-            <w:lang w:val="gu_IN" w:bidi="gu_IN"/>
-          </w:rPr>
-          <w:rPr>
-            <w:color w:val="0000EE"/>
-            <w:u w:val="single"/>
-          </w:rPr>
-          <w:t>માથ્થી 2:7–8</w:t>
-        </w:r>
-      </w:hyperlink>
+      <w:r>
+        <w:rPr>
+          <w:lang w:val="gu_IN" w:bidi="gu_IN"/>
+        </w:rPr>
+        <w:t>કલોસી 2:18–19</w:t>
+      </w:r>
+    </w:p>
+    <w:p>
+      <w:pPr>
+        <w:pStyle w:val="ListBullet"/>
+        <w:spacing w:line="240" w:lineRule="auto"/>
+        <w:ind w:left="720"/>
+      </w:pPr>
+      <w:r>
+        <w:rPr>
+          <w:lang w:val="gu_IN" w:bidi="gu_IN"/>
+        </w:rPr>
+      </w:r>
+      <w:r>
+        <w:rPr>
+          <w:lang w:val="gu_IN" w:bidi="gu_IN"/>
+        </w:rPr>
+        <w:t>પુનર્નિયમ 29:17–19</w:t>
+      </w:r>
+    </w:p>
+    <w:p>
+      <w:pPr>
+        <w:pStyle w:val="ListBullet"/>
+        <w:spacing w:line="240" w:lineRule="auto"/>
+        <w:ind w:left="720"/>
+      </w:pPr>
+      <w:r>
+        <w:rPr>
+          <w:lang w:val="gu_IN" w:bidi="gu_IN"/>
+        </w:rPr>
+      </w:r>
+      <w:r>
+        <w:rPr>
+          <w:lang w:val="gu_IN" w:bidi="gu_IN"/>
+        </w:rPr>
+        <w:t>નિર્ગમન 3:11–12</w:t>
+      </w:r>
+    </w:p>
+    <w:p>
+      <w:pPr>
+        <w:pStyle w:val="ListBullet"/>
+        <w:spacing w:line="240" w:lineRule="auto"/>
+        <w:ind w:left="720"/>
+      </w:pPr>
+      <w:r>
+        <w:rPr>
+          <w:lang w:val="gu_IN" w:bidi="gu_IN"/>
+        </w:rPr>
+      </w:r>
+      <w:r>
+        <w:rPr>
+          <w:lang w:val="gu_IN" w:bidi="gu_IN"/>
+        </w:rPr>
+        <w:t>લૂક 4:5–7</w:t>
+      </w:r>
+    </w:p>
+    <w:p>
+      <w:pPr>
+        <w:pStyle w:val="ListBullet"/>
+        <w:spacing w:line="240" w:lineRule="auto"/>
+        <w:ind w:left="720"/>
+      </w:pPr>
+      <w:r>
+        <w:rPr>
+          <w:lang w:val="gu_IN" w:bidi="gu_IN"/>
+        </w:rPr>
+      </w:r>
+      <w:r>
+        <w:rPr>
+          <w:lang w:val="gu_IN" w:bidi="gu_IN"/>
+        </w:rPr>
+        <w:t>માથ્થી 2:1–3</w:t>
+      </w:r>
+    </w:p>
+    <w:p>
+      <w:pPr>
+        <w:pStyle w:val="ListBullet"/>
+        <w:spacing w:line="240" w:lineRule="auto"/>
+        <w:ind w:left="720"/>
+      </w:pPr>
+      <w:r>
+        <w:rPr>
+          <w:lang w:val="gu_IN" w:bidi="gu_IN"/>
+        </w:rPr>
+      </w:r>
+      <w:r>
+        <w:rPr>
+          <w:lang w:val="gu_IN" w:bidi="gu_IN"/>
+        </w:rPr>
+        <w:t>માથ્થી 2:7–8</w:t>
+      </w:r>
     </w:p>
     <w:p>
       <w:pPr>
@@ -7521,42 +6981,30 @@
           <w:lang w:val="gu_IN" w:bidi="gu_IN"/>
         </w:rPr>
       </w:r>
-      <w:hyperlink r:id="rId103">
-        <w:r>
-          <w:rPr>
-            <w:lang w:val="gu_IN" w:bidi="gu_IN"/>
-          </w:rPr>
-          <w:rPr>
-            <w:color w:val="0000EE"/>
-            <w:u w:val="single"/>
-          </w:rPr>
-          <w:t>ઉત્પત્તિ 11:27–28</w:t>
-        </w:r>
-      </w:hyperlink>
-    </w:p>
-    <w:p>
-      <w:pPr>
-        <w:pStyle w:val="ListBullet"/>
-        <w:spacing w:line="240" w:lineRule="auto"/>
-        <w:ind w:left="720"/>
-      </w:pPr>
-      <w:r>
-        <w:rPr>
-          <w:lang w:val="gu_IN" w:bidi="gu_IN"/>
-        </w:rPr>
-      </w:r>
-      <w:hyperlink r:id="rId104">
-        <w:r>
-          <w:rPr>
-            <w:lang w:val="gu_IN" w:bidi="gu_IN"/>
-          </w:rPr>
-          <w:rPr>
-            <w:color w:val="0000EE"/>
-            <w:u w:val="single"/>
-          </w:rPr>
-          <w:t>ઉત્પત્તિ 11:31–32</w:t>
-        </w:r>
-      </w:hyperlink>
+      <w:r>
+        <w:rPr>
+          <w:lang w:val="gu_IN" w:bidi="gu_IN"/>
+        </w:rPr>
+        <w:t>ઉત્પત્તિ 11:27–28</w:t>
+      </w:r>
+    </w:p>
+    <w:p>
+      <w:pPr>
+        <w:pStyle w:val="ListBullet"/>
+        <w:spacing w:line="240" w:lineRule="auto"/>
+        <w:ind w:left="720"/>
+      </w:pPr>
+      <w:r>
+        <w:rPr>
+          <w:lang w:val="gu_IN" w:bidi="gu_IN"/>
+        </w:rPr>
+      </w:r>
+      <w:r>
+        <w:rPr>
+          <w:lang w:val="gu_IN" w:bidi="gu_IN"/>
+        </w:rPr>
+        <w:t>ઉત્પત્તિ 11:31–32</w:t>
+      </w:r>
     </w:p>
     <w:p>
       <w:pPr>
@@ -7845,90 +7293,66 @@
           <w:lang w:val="gu_IN" w:bidi="gu_IN"/>
         </w:rPr>
       </w:r>
-      <w:hyperlink r:id="rId105">
-        <w:r>
-          <w:rPr>
-            <w:lang w:val="gu_IN" w:bidi="gu_IN"/>
-          </w:rPr>
-          <w:rPr>
-            <w:color w:val="0000EE"/>
-            <w:u w:val="single"/>
-          </w:rPr>
-          <w:t>1 રાજાઓ 15:4–6</w:t>
-        </w:r>
-      </w:hyperlink>
-    </w:p>
-    <w:p>
-      <w:pPr>
-        <w:pStyle w:val="ListBullet"/>
-        <w:spacing w:line="240" w:lineRule="auto"/>
-        <w:ind w:left="720"/>
-      </w:pPr>
-      <w:r>
-        <w:rPr>
-          <w:lang w:val="gu_IN" w:bidi="gu_IN"/>
-        </w:rPr>
-      </w:r>
-      <w:hyperlink r:id="rId106">
-        <w:r>
-          <w:rPr>
-            <w:lang w:val="gu_IN" w:bidi="gu_IN"/>
-          </w:rPr>
-          <w:rPr>
-            <w:color w:val="0000EE"/>
-            <w:u w:val="single"/>
-          </w:rPr>
-          <w:t>2 શમુએલ 11:2–3</w:t>
-        </w:r>
-      </w:hyperlink>
-    </w:p>
-    <w:p>
-      <w:pPr>
-        <w:pStyle w:val="ListBullet"/>
-        <w:spacing w:line="240" w:lineRule="auto"/>
-        <w:ind w:left="720"/>
-      </w:pPr>
-      <w:r>
-        <w:rPr>
-          <w:lang w:val="gu_IN" w:bidi="gu_IN"/>
-        </w:rPr>
-      </w:r>
-      <w:hyperlink r:id="rId107">
-        <w:r>
-          <w:rPr>
-            <w:lang w:val="gu_IN" w:bidi="gu_IN"/>
-          </w:rPr>
-          <w:rPr>
-            <w:color w:val="0000EE"/>
-            <w:u w:val="single"/>
-          </w:rPr>
-          <w:t>2 શમુએલ 11:26–27</w:t>
-        </w:r>
-      </w:hyperlink>
-    </w:p>
-    <w:p>
-      <w:pPr>
-        <w:pStyle w:val="ListBullet"/>
-        <w:spacing w:line="240" w:lineRule="auto"/>
-        <w:ind w:left="720"/>
-      </w:pPr>
-      <w:r>
-        <w:rPr>
-          <w:lang w:val="gu_IN" w:bidi="gu_IN"/>
-        </w:rPr>
-      </w:r>
-      <w:hyperlink r:id="rId108">
-        <w:r>
-          <w:rPr>
-            <w:lang w:val="gu_IN" w:bidi="gu_IN"/>
-          </w:rPr>
-          <w:rPr>
-            <w:color w:val="0000EE"/>
-            <w:u w:val="single"/>
-          </w:rPr>
-          <w:t>નહેમ્યા 3:3–5</w:t>
-        </w:r>
-      </w:hyperlink>
+      <w:r>
+        <w:rPr>
+          <w:lang w:val="gu_IN" w:bidi="gu_IN"/>
+        </w:rPr>
+        <w:t>1 રાજાઓ 15:4–6</w:t>
+      </w:r>
+    </w:p>
+    <w:p>
+      <w:pPr>
+        <w:pStyle w:val="ListBullet"/>
+        <w:spacing w:line="240" w:lineRule="auto"/>
+        <w:ind w:left="720"/>
+      </w:pPr>
+      <w:r>
+        <w:rPr>
+          <w:lang w:val="gu_IN" w:bidi="gu_IN"/>
+        </w:rPr>
+      </w:r>
+      <w:r>
+        <w:rPr>
+          <w:lang w:val="gu_IN" w:bidi="gu_IN"/>
+        </w:rPr>
+        <w:t>2 શમુએલ 11:2–3</w:t>
+      </w:r>
+    </w:p>
+    <w:p>
+      <w:pPr>
+        <w:pStyle w:val="ListBullet"/>
+        <w:spacing w:line="240" w:lineRule="auto"/>
+        <w:ind w:left="720"/>
+      </w:pPr>
+      <w:r>
+        <w:rPr>
+          <w:lang w:val="gu_IN" w:bidi="gu_IN"/>
+        </w:rPr>
+      </w:r>
+      <w:r>
+        <w:rPr>
+          <w:lang w:val="gu_IN" w:bidi="gu_IN"/>
+        </w:rPr>
+        <w:t>2 શમુએલ 11:26–27</w:t>
+      </w:r>
+    </w:p>
+    <w:p>
+      <w:pPr>
+        <w:pStyle w:val="ListBullet"/>
+        <w:spacing w:line="240" w:lineRule="auto"/>
+        <w:ind w:left="720"/>
+      </w:pPr>
+      <w:r>
+        <w:rPr>
+          <w:lang w:val="gu_IN" w:bidi="gu_IN"/>
+        </w:rPr>
+      </w:r>
+      <w:r>
+        <w:rPr>
+          <w:lang w:val="gu_IN" w:bidi="gu_IN"/>
+        </w:rPr>
+        <w:t>નહેમ્યા 3:3–5</w:t>
+      </w:r>
     </w:p>
     <w:p>
       <w:pPr>
@@ -8319,138 +7743,102 @@
           <w:lang w:val="gu_IN" w:bidi="gu_IN"/>
         </w:rPr>
       </w:r>
-      <w:hyperlink r:id="rId109">
-        <w:r>
-          <w:rPr>
-            <w:lang w:val="gu_IN" w:bidi="gu_IN"/>
-          </w:rPr>
-          <w:rPr>
-            <w:color w:val="0000EE"/>
-            <w:u w:val="single"/>
-          </w:rPr>
-          <w:t>1 થેસ્સલોનીકી 4:3–6</w:t>
-        </w:r>
-      </w:hyperlink>
-    </w:p>
-    <w:p>
-      <w:pPr>
-        <w:pStyle w:val="ListBullet"/>
-        <w:spacing w:line="240" w:lineRule="auto"/>
-        <w:ind w:left="720"/>
-      </w:pPr>
-      <w:r>
-        <w:rPr>
-          <w:lang w:val="gu_IN" w:bidi="gu_IN"/>
-        </w:rPr>
-      </w:r>
-      <w:hyperlink r:id="rId110">
-        <w:r>
-          <w:rPr>
-            <w:lang w:val="gu_IN" w:bidi="gu_IN"/>
-          </w:rPr>
-          <w:rPr>
-            <w:color w:val="0000EE"/>
-            <w:u w:val="single"/>
-          </w:rPr>
-          <w:t>દાનિએલ 9:24–25</w:t>
-        </w:r>
-      </w:hyperlink>
-    </w:p>
-    <w:p>
-      <w:pPr>
-        <w:pStyle w:val="ListBullet"/>
-        <w:spacing w:line="240" w:lineRule="auto"/>
-        <w:ind w:left="720"/>
-      </w:pPr>
-      <w:r>
-        <w:rPr>
-          <w:lang w:val="gu_IN" w:bidi="gu_IN"/>
-        </w:rPr>
-      </w:r>
-      <w:hyperlink r:id="rId111">
-        <w:r>
-          <w:rPr>
-            <w:lang w:val="gu_IN" w:bidi="gu_IN"/>
-          </w:rPr>
-          <w:rPr>
-            <w:color w:val="0000EE"/>
-            <w:u w:val="single"/>
-          </w:rPr>
-          <w:t>ગલાતી 3:19–20</w:t>
-        </w:r>
-      </w:hyperlink>
-    </w:p>
-    <w:p>
-      <w:pPr>
-        <w:pStyle w:val="ListBullet"/>
-        <w:spacing w:line="240" w:lineRule="auto"/>
-        <w:ind w:left="720"/>
-      </w:pPr>
-      <w:r>
-        <w:rPr>
-          <w:lang w:val="gu_IN" w:bidi="gu_IN"/>
-        </w:rPr>
-      </w:r>
-      <w:hyperlink r:id="rId112">
-        <w:r>
-          <w:rPr>
-            <w:lang w:val="gu_IN" w:bidi="gu_IN"/>
-          </w:rPr>
-          <w:rPr>
-            <w:color w:val="0000EE"/>
-            <w:u w:val="single"/>
-          </w:rPr>
-          <w:t>ગલાતી 6:1–2</w:t>
-        </w:r>
-      </w:hyperlink>
-    </w:p>
-    <w:p>
-      <w:pPr>
-        <w:pStyle w:val="ListBullet"/>
-        <w:spacing w:line="240" w:lineRule="auto"/>
-        <w:ind w:left="720"/>
-      </w:pPr>
-      <w:r>
-        <w:rPr>
-          <w:lang w:val="gu_IN" w:bidi="gu_IN"/>
-        </w:rPr>
-      </w:r>
-      <w:hyperlink r:id="rId113">
-        <w:r>
-          <w:rPr>
-            <w:lang w:val="gu_IN" w:bidi="gu_IN"/>
-          </w:rPr>
-          <w:rPr>
-            <w:color w:val="0000EE"/>
-            <w:u w:val="single"/>
-          </w:rPr>
-          <w:t>ગણના 14:17–19</w:t>
-        </w:r>
-      </w:hyperlink>
-    </w:p>
-    <w:p>
-      <w:pPr>
-        <w:pStyle w:val="ListBullet"/>
-        <w:spacing w:line="240" w:lineRule="auto"/>
-        <w:ind w:left="720"/>
-      </w:pPr>
-      <w:r>
-        <w:rPr>
-          <w:lang w:val="gu_IN" w:bidi="gu_IN"/>
-        </w:rPr>
-      </w:r>
-      <w:hyperlink r:id="rId114">
-        <w:r>
-          <w:rPr>
-            <w:lang w:val="gu_IN" w:bidi="gu_IN"/>
-          </w:rPr>
-          <w:rPr>
-            <w:color w:val="0000EE"/>
-            <w:u w:val="single"/>
-          </w:rPr>
-          <w:t>ગીતશાસ્ત્ર 32:1–2</w:t>
-        </w:r>
-      </w:hyperlink>
+      <w:r>
+        <w:rPr>
+          <w:lang w:val="gu_IN" w:bidi="gu_IN"/>
+        </w:rPr>
+        <w:t>1 થેસ્સલોનીકી 4:3–6</w:t>
+      </w:r>
+    </w:p>
+    <w:p>
+      <w:pPr>
+        <w:pStyle w:val="ListBullet"/>
+        <w:spacing w:line="240" w:lineRule="auto"/>
+        <w:ind w:left="720"/>
+      </w:pPr>
+      <w:r>
+        <w:rPr>
+          <w:lang w:val="gu_IN" w:bidi="gu_IN"/>
+        </w:rPr>
+      </w:r>
+      <w:r>
+        <w:rPr>
+          <w:lang w:val="gu_IN" w:bidi="gu_IN"/>
+        </w:rPr>
+        <w:t>દાનિએલ 9:24–25</w:t>
+      </w:r>
+    </w:p>
+    <w:p>
+      <w:pPr>
+        <w:pStyle w:val="ListBullet"/>
+        <w:spacing w:line="240" w:lineRule="auto"/>
+        <w:ind w:left="720"/>
+      </w:pPr>
+      <w:r>
+        <w:rPr>
+          <w:lang w:val="gu_IN" w:bidi="gu_IN"/>
+        </w:rPr>
+      </w:r>
+      <w:r>
+        <w:rPr>
+          <w:lang w:val="gu_IN" w:bidi="gu_IN"/>
+        </w:rPr>
+        <w:t>ગલાતી 3:19–20</w:t>
+      </w:r>
+    </w:p>
+    <w:p>
+      <w:pPr>
+        <w:pStyle w:val="ListBullet"/>
+        <w:spacing w:line="240" w:lineRule="auto"/>
+        <w:ind w:left="720"/>
+      </w:pPr>
+      <w:r>
+        <w:rPr>
+          <w:lang w:val="gu_IN" w:bidi="gu_IN"/>
+        </w:rPr>
+      </w:r>
+      <w:r>
+        <w:rPr>
+          <w:lang w:val="gu_IN" w:bidi="gu_IN"/>
+        </w:rPr>
+        <w:t>ગલાતી 6:1–2</w:t>
+      </w:r>
+    </w:p>
+    <w:p>
+      <w:pPr>
+        <w:pStyle w:val="ListBullet"/>
+        <w:spacing w:line="240" w:lineRule="auto"/>
+        <w:ind w:left="720"/>
+      </w:pPr>
+      <w:r>
+        <w:rPr>
+          <w:lang w:val="gu_IN" w:bidi="gu_IN"/>
+        </w:rPr>
+      </w:r>
+      <w:r>
+        <w:rPr>
+          <w:lang w:val="gu_IN" w:bidi="gu_IN"/>
+        </w:rPr>
+        <w:t>ગણના 14:17–19</w:t>
+      </w:r>
+    </w:p>
+    <w:p>
+      <w:pPr>
+        <w:pStyle w:val="ListBullet"/>
+        <w:spacing w:line="240" w:lineRule="auto"/>
+        <w:ind w:left="720"/>
+      </w:pPr>
+      <w:r>
+        <w:rPr>
+          <w:lang w:val="gu_IN" w:bidi="gu_IN"/>
+        </w:rPr>
+      </w:r>
+      <w:r>
+        <w:rPr>
+          <w:lang w:val="gu_IN" w:bidi="gu_IN"/>
+        </w:rPr>
+        <w:t>ગીતશાસ્ત્ર 32:1–2</w:t>
+      </w:r>
     </w:p>
     <w:p>
       <w:pPr>
@@ -8631,18 +8019,12 @@
           <w:lang w:val="gu_IN" w:bidi="gu_IN"/>
         </w:rPr>
       </w:r>
-      <w:hyperlink r:id="rId115">
-        <w:r>
-          <w:rPr>
-            <w:lang w:val="gu_IN" w:bidi="gu_IN"/>
-          </w:rPr>
-          <w:rPr>
-            <w:color w:val="0000EE"/>
-            <w:u w:val="single"/>
-          </w:rPr>
-          <w:t>હઝકિયેલ 20:27–29</w:t>
-        </w:r>
-      </w:hyperlink>
+      <w:r>
+        <w:rPr>
+          <w:lang w:val="gu_IN" w:bidi="gu_IN"/>
+        </w:rPr>
+        <w:t>હઝકિયેલ 20:27–29</w:t>
+      </w:r>
     </w:p>
     <w:p>
       <w:pPr>
